--- a/docs/SQL_Migration_User_Guide.docx
+++ b/docs/SQL_Migration_User_Guide.docx
@@ -46,7 +46,7 @@
           <w:sz w:val="20"/>
           <w:szCs w:val="20"/>
         </w:rPr>
-        <w:t xml:space="preserve">skills: sql-conversion · sql-reporting · informatica-etl-conversion · sql-migration-agent · September 2026</w:t>
+        <w:t xml:space="preserve">eight skills · targets: Aurora PostgreSQL · Amazon Redshift · Iceberg on S3 · sql-migration-agent · September 2026</w:t>
       </w:r>
     </w:p>
     <w:p>
@@ -70,7 +70,7 @@
           <w:sz w:val="22"/>
           <w:szCs w:val="22"/>
         </w:rPr>
-        <w:t xml:space="preserve">This kit lets Kiro move a SQL Server estate to PostgreSQL on Amazon Aurora: it converts database code (stored procedures, functions, triggers, table definitions), writes the reports that run on the converted data, and migrates Informatica ETL exports — and </w:t>
+        <w:t xml:space="preserve">This kit lets Kiro move a SQL Server estate to its approved targets — PostgreSQL on Amazon Aurora for database code, Amazon Redshift for the warehouse, Apache Iceberg tables on S3 (Athena, Glue, Spark) for the data lake: it assesses and routes each object, converts code and table definitions, writes the reports that run on the converted data, migrates Informatica ETL exports, checks that source and target schemas match, and applies rename/cast requests safely — and </w:t>
       </w:r>
       <w:r>
         <w:rPr>
@@ -88,7 +88,7 @@
           <w:sz w:val="22"/>
           <w:szCs w:val="22"/>
         </w:rPr>
-        <w:t xml:space="preserve"> every result with automatic tests.</w:t>
+        <w:t xml:space="preserve"> every result with automatic tests or a run on a test target.</w:t>
       </w:r>
     </w:p>
     <w:p>
@@ -116,7 +116,7 @@
           <w:sz w:val="22"/>
           <w:szCs w:val="22"/>
         </w:rPr>
-        <w:t xml:space="preserve"> tell Kiro what a correct conversion looks like (</w:t>
+        <w:t xml:space="preserve"> tell Kiro what a correct conversion looks like: </w:t>
       </w:r>
       <w:r>
         <w:rPr>
@@ -124,15 +124,95 @@
           <w:sz w:val="20"/>
           <w:szCs w:val="20"/>
         </w:rPr>
-        <w:t xml:space="preserve">.kiro/steering/migration.md</w:t>
-      </w:r>
-      <w:r>
-        <w:rPr>
-          <w:rFonts w:ascii="Calibri" w:cs="Calibri" w:eastAsia="Calibri" w:hAnsi="Calibri"/>
-          <w:sz w:val="22"/>
-          <w:szCs w:val="22"/>
-        </w:rPr>
-        <w:t xml:space="preserve">).</w:t>
+        <w:t xml:space="preserve">governance.md</w:t>
+      </w:r>
+      <w:r>
+        <w:rPr>
+          <w:rFonts w:ascii="Calibri" w:cs="Calibri" w:eastAsia="Calibri" w:hAnsi="Calibri"/>
+          <w:sz w:val="22"/>
+          <w:szCs w:val="22"/>
+        </w:rPr>
+        <w:t xml:space="preserve"> (contracts, statuses, stop codes, which skill), </w:t>
+      </w:r>
+      <w:r>
+        <w:rPr>
+          <w:rFonts w:ascii="Consolas" w:cs="Consolas" w:eastAsia="Consolas" w:hAnsi="Consolas"/>
+          <w:sz w:val="20"/>
+          <w:szCs w:val="20"/>
+        </w:rPr>
+        <w:t xml:space="preserve">migration.md</w:t>
+      </w:r>
+      <w:r>
+        <w:rPr>
+          <w:rFonts w:ascii="Calibri" w:cs="Calibri" w:eastAsia="Calibri" w:hAnsi="Calibri"/>
+          <w:sz w:val="22"/>
+          <w:szCs w:val="22"/>
+        </w:rPr>
+        <w:t xml:space="preserve"> (PostgreSQL), </w:t>
+      </w:r>
+      <w:r>
+        <w:rPr>
+          <w:rFonts w:ascii="Consolas" w:cs="Consolas" w:eastAsia="Consolas" w:hAnsi="Consolas"/>
+          <w:sz w:val="20"/>
+          <w:szCs w:val="20"/>
+        </w:rPr>
+        <w:t xml:space="preserve">redshift.md</w:t>
+      </w:r>
+      <w:r>
+        <w:rPr>
+          <w:rFonts w:ascii="Calibri" w:cs="Calibri" w:eastAsia="Calibri" w:hAnsi="Calibri"/>
+          <w:sz w:val="22"/>
+          <w:szCs w:val="22"/>
+        </w:rPr>
+        <w:t xml:space="preserve">, </w:t>
+      </w:r>
+      <w:r>
+        <w:rPr>
+          <w:rFonts w:ascii="Consolas" w:cs="Consolas" w:eastAsia="Consolas" w:hAnsi="Consolas"/>
+          <w:sz w:val="20"/>
+          <w:szCs w:val="20"/>
+        </w:rPr>
+        <w:t xml:space="preserve">iceberg.md</w:t>
+      </w:r>
+      <w:r>
+        <w:rPr>
+          <w:rFonts w:ascii="Calibri" w:cs="Calibri" w:eastAsia="Calibri" w:hAnsi="Calibri"/>
+          <w:sz w:val="22"/>
+          <w:szCs w:val="22"/>
+        </w:rPr>
+        <w:t xml:space="preserve">, </w:t>
+      </w:r>
+      <w:r>
+        <w:rPr>
+          <w:rFonts w:ascii="Consolas" w:cs="Consolas" w:eastAsia="Consolas" w:hAnsi="Consolas"/>
+          <w:sz w:val="20"/>
+          <w:szCs w:val="20"/>
+        </w:rPr>
+        <w:t xml:space="preserve">schema.md</w:t>
+      </w:r>
+      <w:r>
+        <w:rPr>
+          <w:rFonts w:ascii="Calibri" w:cs="Calibri" w:eastAsia="Calibri" w:hAnsi="Calibri"/>
+          <w:sz w:val="22"/>
+          <w:szCs w:val="22"/>
+        </w:rPr>
+        <w:t xml:space="preserve">, </w:t>
+      </w:r>
+      <w:r>
+        <w:rPr>
+          <w:rFonts w:ascii="Consolas" w:cs="Consolas" w:eastAsia="Consolas" w:hAnsi="Consolas"/>
+          <w:sz w:val="20"/>
+          <w:szCs w:val="20"/>
+        </w:rPr>
+        <w:t xml:space="preserve">security.md</w:t>
+      </w:r>
+      <w:r>
+        <w:rPr>
+          <w:rFonts w:ascii="Calibri" w:cs="Calibri" w:eastAsia="Calibri" w:hAnsi="Calibri"/>
+          <w:sz w:val="22"/>
+          <w:szCs w:val="22"/>
+        </w:rPr>
+        <w:t xml:space="preserve">.</w:t>
       </w:r>
     </w:p>
     <w:p>
@@ -152,15 +232,15 @@
           <w:sz w:val="22"/>
           <w:szCs w:val="22"/>
         </w:rPr>
-        <w:t xml:space="preserve">Three skills</w:t>
-      </w:r>
-      <w:r>
-        <w:rPr>
-          <w:rFonts w:ascii="Calibri" w:cs="Calibri" w:eastAsia="Calibri" w:hAnsi="Calibri"/>
-          <w:sz w:val="22"/>
-          <w:szCs w:val="22"/>
-        </w:rPr>
-        <w:t xml:space="preserve"> tell Kiro how to do one unit of work and test it: </w:t>
+        <w:t xml:space="preserve">Eight skills</w:t>
+      </w:r>
+      <w:r>
+        <w:rPr>
+          <w:rFonts w:ascii="Calibri" w:cs="Calibri" w:eastAsia="Calibri" w:hAnsi="Calibri"/>
+          <w:sz w:val="22"/>
+          <w:szCs w:val="22"/>
+        </w:rPr>
+        <w:t xml:space="preserve"> tell Kiro how to do one unit of work and prove it: </w:t>
       </w:r>
       <w:r>
         <w:rPr>
@@ -168,6 +248,22 @@
           <w:sz w:val="20"/>
           <w:szCs w:val="20"/>
         </w:rPr>
+        <w:t xml:space="preserve">migration-assessment</w:t>
+      </w:r>
+      <w:r>
+        <w:rPr>
+          <w:rFonts w:ascii="Calibri" w:cs="Calibri" w:eastAsia="Calibri" w:hAnsi="Calibri"/>
+          <w:sz w:val="22"/>
+          <w:szCs w:val="22"/>
+        </w:rPr>
+        <w:t xml:space="preserve"> (what is it, where should it go), </w:t>
+      </w:r>
+      <w:r>
+        <w:rPr>
+          <w:rFonts w:ascii="Consolas" w:cs="Consolas" w:eastAsia="Consolas" w:hAnsi="Consolas"/>
+          <w:sz w:val="20"/>
+          <w:szCs w:val="20"/>
+        </w:rPr>
         <w:t xml:space="preserve">sql-conversion</w:t>
       </w:r>
       <w:r>
@@ -184,6 +280,38 @@
           <w:sz w:val="20"/>
           <w:szCs w:val="20"/>
         </w:rPr>
+        <w:t xml:space="preserve">sql-conversion-redshift</w:t>
+      </w:r>
+      <w:r>
+        <w:rPr>
+          <w:rFonts w:ascii="Calibri" w:cs="Calibri" w:eastAsia="Calibri" w:hAnsi="Calibri"/>
+          <w:sz w:val="22"/>
+          <w:szCs w:val="22"/>
+        </w:rPr>
+        <w:t xml:space="preserve">, </w:t>
+      </w:r>
+      <w:r>
+        <w:rPr>
+          <w:rFonts w:ascii="Consolas" w:cs="Consolas" w:eastAsia="Consolas" w:hAnsi="Consolas"/>
+          <w:sz w:val="20"/>
+          <w:szCs w:val="20"/>
+        </w:rPr>
+        <w:t xml:space="preserve">sql-conversion-iceberg</w:t>
+      </w:r>
+      <w:r>
+        <w:rPr>
+          <w:rFonts w:ascii="Calibri" w:cs="Calibri" w:eastAsia="Calibri" w:hAnsi="Calibri"/>
+          <w:sz w:val="22"/>
+          <w:szCs w:val="22"/>
+        </w:rPr>
+        <w:t xml:space="preserve">, </w:t>
+      </w:r>
+      <w:r>
+        <w:rPr>
+          <w:rFonts w:ascii="Consolas" w:cs="Consolas" w:eastAsia="Consolas" w:hAnsi="Consolas"/>
+          <w:sz w:val="20"/>
+          <w:szCs w:val="20"/>
+        </w:rPr>
         <w:t xml:space="preserve">sql-reporting</w:t>
       </w:r>
       <w:r>
@@ -208,7 +336,39 @@
           <w:sz w:val="22"/>
           <w:szCs w:val="22"/>
         </w:rPr>
-        <w:t xml:space="preserve"> (PowerCenter XML).</w:t>
+        <w:t xml:space="preserve"> (PowerCenter XML), </w:t>
+      </w:r>
+      <w:r>
+        <w:rPr>
+          <w:rFonts w:ascii="Consolas" w:cs="Consolas" w:eastAsia="Consolas" w:hAnsi="Consolas"/>
+          <w:sz w:val="20"/>
+          <w:szCs w:val="20"/>
+        </w:rPr>
+        <w:t xml:space="preserve">schema-conformance</w:t>
+      </w:r>
+      <w:r>
+        <w:rPr>
+          <w:rFonts w:ascii="Calibri" w:cs="Calibri" w:eastAsia="Calibri" w:hAnsi="Calibri"/>
+          <w:sz w:val="22"/>
+          <w:szCs w:val="22"/>
+        </w:rPr>
+        <w:t xml:space="preserve"> (source vs target schema), </w:t>
+      </w:r>
+      <w:r>
+        <w:rPr>
+          <w:rFonts w:ascii="Consolas" w:cs="Consolas" w:eastAsia="Consolas" w:hAnsi="Consolas"/>
+          <w:sz w:val="20"/>
+          <w:szCs w:val="20"/>
+        </w:rPr>
+        <w:t xml:space="preserve">schema-change-propagation</w:t>
+      </w:r>
+      <w:r>
+        <w:rPr>
+          <w:rFonts w:ascii="Calibri" w:cs="Calibri" w:eastAsia="Calibri" w:hAnsi="Calibri"/>
+          <w:sz w:val="22"/>
+          <w:szCs w:val="22"/>
+        </w:rPr>
+        <w:t xml:space="preserve"> (renames and casts).</w:t>
       </w:r>
     </w:p>
     <w:p>
@@ -236,7 +396,7 @@
           <w:sz w:val="22"/>
           <w:szCs w:val="22"/>
         </w:rPr>
-        <w:t xml:space="preserve"> runs the whole job for you, with safe permissions (</w:t>
+        <w:t xml:space="preserve"> asks a few intake questions (consumer, approved target, contract, metadata, security, test target), picks the skill and runs the job with safe permissions (</w:t>
       </w:r>
       <w:r>
         <w:rPr>
@@ -245,6 +405,22 @@
           <w:szCs w:val="20"/>
         </w:rPr>
         <w:t xml:space="preserve">.kiro/agents/sql-migration-agent.json</w:t>
+      </w:r>
+      <w:r>
+        <w:rPr>
+          <w:rFonts w:ascii="Calibri" w:cs="Calibri" w:eastAsia="Calibri" w:hAnsi="Calibri"/>
+          <w:sz w:val="22"/>
+          <w:szCs w:val="22"/>
+        </w:rPr>
+        <w:t xml:space="preserve">; prompts in </w:t>
+      </w:r>
+      <w:r>
+        <w:rPr>
+          <w:rFonts w:ascii="Consolas" w:cs="Consolas" w:eastAsia="Consolas" w:hAnsi="Consolas"/>
+          <w:sz w:val="20"/>
+          <w:szCs w:val="20"/>
+        </w:rPr>
+        <w:t xml:space="preserve">.kiro/agents/prompts/examples.md</w:t>
       </w:r>
       <w:r>
         <w:rPr>
@@ -1367,7 +1543,7 @@
           <w:sz w:val="22"/>
           <w:szCs w:val="22"/>
         </w:rPr>
-        <w:t xml:space="preserve">) if you want the MCP servers described in section 10.</w:t>
+        <w:t xml:space="preserve">) if you want the MCP servers described in section 11.</w:t>
       </w:r>
     </w:p>
     <w:p>
@@ -4611,23 +4787,7 @@
         <w:rPr>
           <w:rFonts w:ascii="Calibri" w:cs="Calibri" w:eastAsia="Calibri" w:hAnsi="Calibri"/>
         </w:rPr>
-        <w:t xml:space="preserve">8. Check the result</w:t>
-      </w:r>
-    </w:p>
-    <w:p>
-      <w:pPr>
-        <w:shd w:fill="F2F4F7" w:color="auto" w:val="clear"/>
-        <w:spacing w:after="40" w:before="40"/>
-        <w:ind w:left="200"/>
-      </w:pPr>
-      <w:r>
-        <w:rPr>
-          <w:rFonts w:ascii="Consolas" w:cs="Consolas" w:eastAsia="Consolas" w:hAnsi="Consolas"/>
-          <w:color w:val="1F1F1F"/>
-          <w:sz w:val="20"/>
-          <w:szCs w:val="20"/>
-        </w:rPr>
-        <w:t xml:space="preserve">bash supporting-files/run_tests.sh</w:t>
+        <w:t xml:space="preserve">8. Choose the target: assess, Redshift, Iceberg, schema checks, schema changes</w:t>
       </w:r>
     </w:p>
     <w:p>
@@ -4640,7 +4800,25 @@
           <w:sz w:val="22"/>
           <w:szCs w:val="22"/>
         </w:rPr>
-        <w:t xml:space="preserve">You will see a summary per test group, a list of failures (empty when all is well), and:</w:t>
+        <w:t xml:space="preserve">When the target is not Aurora — or not decided yet — start by asking the agent to </w:t>
+      </w:r>
+      <w:r>
+        <w:rPr>
+          <w:rFonts w:ascii="Calibri" w:cs="Calibri" w:eastAsia="Calibri" w:hAnsi="Calibri"/>
+          <w:b/>
+          <w:bCs/>
+          <w:sz w:val="22"/>
+          <w:szCs w:val="22"/>
+        </w:rPr>
+        <w:t xml:space="preserve">assess</w:t>
+      </w:r>
+      <w:r>
+        <w:rPr>
+          <w:rFonts w:ascii="Calibri" w:cs="Calibri" w:eastAsia="Calibri" w:hAnsi="Calibri"/>
+          <w:sz w:val="22"/>
+          <w:szCs w:val="22"/>
+        </w:rPr>
+        <w:t xml:space="preserve">. It inventories every object, says who consumes it, where it should live (Materialize the Middle, Retain Views on the Edge), how complex it is, which targets are feasible and which skill converts it. Missing decisions come back as questions, never as guesses.</w:t>
       </w:r>
     </w:p>
     <w:tbl>
@@ -4689,7 +4867,7 @@
                 <w:sz w:val="20"/>
                 <w:szCs w:val="20"/>
               </w:rPr>
-              <w:t xml:space="preserve">Line</w:t>
+              <w:t xml:space="preserve">You type</w:t>
             </w:r>
           </w:p>
         </w:tc>
@@ -4719,7 +4897,7 @@
                 <w:sz w:val="20"/>
                 <w:szCs w:val="20"/>
               </w:rPr>
-              <w:t xml:space="preserve">Meaning</w:t>
+              <w:t xml:space="preserve">What you get</w:t>
             </w:r>
           </w:p>
         </w:tc>
@@ -4751,7 +4929,7 @@
                 <w:sz w:val="20"/>
                 <w:szCs w:val="20"/>
               </w:rPr>
-              <w:t xml:space="preserve">Project suites : PASS</w:t>
+              <w:t xml:space="preserve">Assess source/ for a BI migration; target undecided</w:t>
             </w:r>
           </w:p>
         </w:tc>
@@ -4778,7 +4956,15 @@
                 <w:sz w:val="20"/>
                 <w:szCs w:val="20"/>
               </w:rPr>
-              <w:t xml:space="preserve">Your converted code behaves as expected.</w:t>
+              <w:t xml:space="preserve">per object: role, complexity L1–L4, review tier, target candidates with blockers, recommended skill; </w:t>
+            </w:r>
+            <w:r>
+              <w:rPr>
+                <w:rFonts w:ascii="Consolas" w:cs="Consolas" w:eastAsia="Consolas" w:hAnsi="Consolas"/>
+                <w:sz w:val="20"/>
+                <w:szCs w:val="20"/>
+              </w:rPr>
+              <w:t xml:space="preserve">generated/assessment/*.assessment.md</w:t>
             </w:r>
           </w:p>
         </w:tc>
@@ -4810,7 +4996,7 @@
                 <w:sz w:val="20"/>
                 <w:szCs w:val="20"/>
               </w:rPr>
-              <w:t xml:space="preserve">Skill self-tests: PASS</w:t>
+              <w:t xml:space="preserve">Convert source/schema/*.sql to Redshift with metadata/design/redshift.json</w:t>
             </w:r>
           </w:p>
         </w:tc>
@@ -4837,7 +5023,7 @@
                 <w:sz w:val="20"/>
                 <w:szCs w:val="20"/>
               </w:rPr>
-              <w:t xml:space="preserve">All three skills' examples and corner cases still work on your database.</w:t>
+              <w:t xml:space="preserve">Redshift DDL with your DISTSTYLE/SORTKEY decisions (AUTO when you gave none), informational keys, a rule ledger, a package</w:t>
             </w:r>
           </w:p>
         </w:tc>
@@ -4869,7 +5055,7 @@
                 <w:sz w:val="20"/>
                 <w:szCs w:val="20"/>
               </w:rPr>
-              <w:t xml:space="preserve">Agent hooks    : PASS</w:t>
+              <w:t xml:space="preserve">Rewrite v_CustomerSummary as a Redshift late-binding view</w:t>
             </w:r>
           </w:p>
         </w:tc>
@@ -4896,7 +5082,23 @@
                 <w:sz w:val="20"/>
                 <w:szCs w:val="20"/>
               </w:rPr>
-              <w:t xml:space="preserve">The agent guardrails block what they should and the audit hooks work.</w:t>
+              <w:t xml:space="preserve">converted view, </w:t>
+            </w:r>
+            <w:r>
+              <w:rPr>
+                <w:rFonts w:ascii="Consolas" w:cs="Consolas" w:eastAsia="Consolas" w:hAnsi="Consolas"/>
+                <w:sz w:val="20"/>
+                <w:szCs w:val="20"/>
+              </w:rPr>
+              <w:t xml:space="preserve">check</w:t>
+            </w:r>
+            <w:r>
+              <w:rPr>
+                <w:rFonts w:ascii="Calibri" w:cs="Calibri" w:eastAsia="Calibri" w:hAnsi="Calibri"/>
+                <w:sz w:val="20"/>
+                <w:szCs w:val="20"/>
+              </w:rPr>
+              <w:t xml:space="preserve"> with 0 problems, ledger (ISNULL → NVL, STRING_AGG → LISTAGG …), optional run on a test workgroup</w:t>
             </w:r>
           </w:p>
         </w:tc>
@@ -4928,7 +5130,7 @@
                 <w:sz w:val="20"/>
                 <w:szCs w:val="20"/>
               </w:rPr>
-              <w:t xml:space="preserve">COVERAGE: PASS</w:t>
+              <w:t xml:space="preserve">Land dbo.FactSales as an Iceberg table partitioned by day(SaleDate)</w:t>
             </w:r>
           </w:p>
         </w:tc>
@@ -4955,7 +5157,23 @@
                 <w:sz w:val="20"/>
                 <w:szCs w:val="20"/>
               </w:rPr>
-              <w:t xml:space="preserve">Every rule in the rulebook has at least one test.</w:t>
+              <w:t xml:space="preserve">Athena and Spark DDL (</w:t>
+            </w:r>
+            <w:r>
+              <w:rPr>
+                <w:rFonts w:ascii="Consolas" w:cs="Consolas" w:eastAsia="Consolas" w:hAnsi="Consolas"/>
+                <w:sz w:val="20"/>
+                <w:szCs w:val="20"/>
+              </w:rPr>
+              <w:t xml:space="preserve">string</w:t>
+            </w:r>
+            <w:r>
+              <w:rPr>
+                <w:rFonts w:ascii="Calibri" w:cs="Calibri" w:eastAsia="Calibri" w:hAnsi="Calibri"/>
+                <w:sz w:val="20"/>
+                <w:szCs w:val="20"/>
+              </w:rPr>
+              <w:t xml:space="preserve"> with source lengths in comments), partition transforms from your design file, S3 location from the design file</w:t>
             </w:r>
           </w:p>
         </w:tc>
@@ -4987,6 +5205,833 @@
                 <w:sz w:val="20"/>
                 <w:szCs w:val="20"/>
               </w:rPr>
+              <w:t xml:space="preserve">Generate the Glue MERGE job for customer_summary keyed on customer_key</w:t>
+            </w:r>
+          </w:p>
+        </w:tc>
+        <w:tc>
+          <w:tcPr>
+            <w:tcW w:type="dxa" w:w="5726"/>
+            <w:tcBorders>
+              <w:top w:val="single" w:color="BFC7D5" w:sz="4"/>
+              <w:left w:val="single" w:color="BFC7D5" w:sz="4"/>
+              <w:bottom w:val="single" w:color="BFC7D5" w:sz="4"/>
+              <w:right w:val="single" w:color="BFC7D5" w:sz="4"/>
+            </w:tcBorders>
+            <w:tcMar>
+              <w:top w:type="dxa" w:w="60"/>
+              <w:left w:type="dxa" w:w="100"/>
+              <w:bottom w:type="dxa" w:w="60"/>
+              <w:right w:type="dxa" w:w="100"/>
+            </w:tcMar>
+          </w:tcPr>
+          <w:p>
+            <w:r>
+              <w:rPr>
+                <w:rFonts w:ascii="Calibri" w:cs="Calibri" w:eastAsia="Calibri" w:hAnsi="Calibri"/>
+                <w:sz w:val="20"/>
+                <w:szCs w:val="20"/>
+              </w:rPr>
+              <w:t xml:space="preserve">a Glue 5.x PySpark job rendered from a template: deduplicated source, idempotent MERGE, audit counts; compiled and security-scanned</w:t>
+            </w:r>
+          </w:p>
+        </w:tc>
+      </w:tr>
+      <w:tr>
+        <w:trPr>
+          <w:tblHeader w:val="false"/>
+        </w:trPr>
+        <w:tc>
+          <w:tcPr>
+            <w:tcW w:type="dxa" w:w="3300"/>
+            <w:tcBorders>
+              <w:top w:val="single" w:color="BFC7D5" w:sz="4"/>
+              <w:left w:val="single" w:color="BFC7D5" w:sz="4"/>
+              <w:bottom w:val="single" w:color="BFC7D5" w:sz="4"/>
+              <w:right w:val="single" w:color="BFC7D5" w:sz="4"/>
+            </w:tcBorders>
+            <w:tcMar>
+              <w:top w:type="dxa" w:w="60"/>
+              <w:left w:type="dxa" w:w="100"/>
+              <w:bottom w:type="dxa" w:w="60"/>
+              <w:right w:type="dxa" w:w="100"/>
+            </w:tcMar>
+          </w:tcPr>
+          <w:p>
+            <w:r>
+              <w:rPr>
+                <w:rFonts w:ascii="Consolas" w:cs="Consolas" w:eastAsia="Consolas" w:hAnsi="Consolas"/>
+                <w:sz w:val="20"/>
+                <w:szCs w:val="20"/>
+              </w:rPr>
+              <w:t xml:space="preserve">Compare source/schema with generated/schema.sql</w:t>
+            </w:r>
+          </w:p>
+        </w:tc>
+        <w:tc>
+          <w:tcPr>
+            <w:tcW w:type="dxa" w:w="5726"/>
+            <w:tcBorders>
+              <w:top w:val="single" w:color="BFC7D5" w:sz="4"/>
+              <w:left w:val="single" w:color="BFC7D5" w:sz="4"/>
+              <w:bottom w:val="single" w:color="BFC7D5" w:sz="4"/>
+              <w:right w:val="single" w:color="BFC7D5" w:sz="4"/>
+            </w:tcBorders>
+            <w:tcMar>
+              <w:top w:type="dxa" w:w="60"/>
+              <w:left w:type="dxa" w:w="100"/>
+              <w:bottom w:type="dxa" w:w="60"/>
+              <w:right w:type="dxa" w:w="100"/>
+            </w:tcMar>
+          </w:tcPr>
+          <w:p>
+            <w:r>
+              <w:rPr>
+                <w:rFonts w:ascii="Consolas" w:cs="Consolas" w:eastAsia="Consolas" w:hAnsi="Consolas"/>
+                <w:sz w:val="20"/>
+                <w:szCs w:val="20"/>
+              </w:rPr>
+              <w:t xml:space="preserve">compare.md</w:t>
+            </w:r>
+            <w:r>
+              <w:rPr>
+                <w:rFonts w:ascii="Calibri" w:cs="Calibri" w:eastAsia="Calibri" w:hAnsi="Calibri"/>
+                <w:sz w:val="20"/>
+                <w:szCs w:val="20"/>
+              </w:rPr>
+              <w:t xml:space="preserve">: every column EXACT / APPROVED_TRANSFORM / MISSING / CONFLICT / UNVERIFIED, keys, column order; dry-run fix proposals</w:t>
+            </w:r>
+          </w:p>
+        </w:tc>
+      </w:tr>
+      <w:tr>
+        <w:trPr>
+          <w:tblHeader w:val="false"/>
+        </w:trPr>
+        <w:tc>
+          <w:tcPr>
+            <w:tcW w:type="dxa" w:w="3300"/>
+            <w:tcBorders>
+              <w:top w:val="single" w:color="BFC7D5" w:sz="4"/>
+              <w:left w:val="single" w:color="BFC7D5" w:sz="4"/>
+              <w:bottom w:val="single" w:color="BFC7D5" w:sz="4"/>
+              <w:right w:val="single" w:color="BFC7D5" w:sz="4"/>
+            </w:tcBorders>
+            <w:tcMar>
+              <w:top w:type="dxa" w:w="60"/>
+              <w:left w:type="dxa" w:w="100"/>
+              <w:bottom w:type="dxa" w:w="60"/>
+              <w:right w:type="dxa" w:w="100"/>
+            </w:tcMar>
+          </w:tcPr>
+          <w:p>
+            <w:r>
+              <w:rPr>
+                <w:rFonts w:ascii="Consolas" w:cs="Consolas" w:eastAsia="Consolas" w:hAnsi="Consolas"/>
+                <w:sz w:val="20"/>
+                <w:szCs w:val="20"/>
+              </w:rPr>
+              <w:t xml:space="preserve">Apply metadata/changes/q3.csv to generated/ as a dry run</w:t>
+            </w:r>
+          </w:p>
+        </w:tc>
+        <w:tc>
+          <w:tcPr>
+            <w:tcW w:type="dxa" w:w="5726"/>
+            <w:tcBorders>
+              <w:top w:val="single" w:color="BFC7D5" w:sz="4"/>
+              <w:left w:val="single" w:color="BFC7D5" w:sz="4"/>
+              <w:bottom w:val="single" w:color="BFC7D5" w:sz="4"/>
+              <w:right w:val="single" w:color="BFC7D5" w:sz="4"/>
+            </w:tcBorders>
+            <w:tcMar>
+              <w:top w:type="dxa" w:w="60"/>
+              <w:left w:type="dxa" w:w="100"/>
+              <w:bottom w:type="dxa" w:w="60"/>
+              <w:right w:type="dxa" w:w="100"/>
+            </w:tcMar>
+          </w:tcPr>
+          <w:p>
+            <w:r>
+              <w:rPr>
+                <w:rFonts w:ascii="Calibri" w:cs="Calibri" w:eastAsia="Calibri" w:hAnsi="Calibri"/>
+                <w:sz w:val="20"/>
+                <w:szCs w:val="20"/>
+              </w:rPr>
+              <w:t xml:space="preserve">cast-before-rename plan, diff of the editable files only, migration and rollback scripts, residual scan, cast-safety findings for review</w:t>
+            </w:r>
+          </w:p>
+        </w:tc>
+      </w:tr>
+    </w:tbl>
+    <w:p>
+      <w:pPr>
+        <w:pBdr>
+          <w:left w:val="single" w:color="E8A33D" w:sz="18" w:space="8"/>
+        </w:pBdr>
+        <w:shd w:fill="FFF4E5" w:color="auto" w:val="clear"/>
+        <w:spacing w:after="160" w:before="80"/>
+        <w:ind w:left="160"/>
+      </w:pPr>
+      <w:r>
+        <w:rPr>
+          <w:rFonts w:ascii="Calibri" w:cs="Calibri" w:eastAsia="Calibri" w:hAnsi="Calibri"/>
+          <w:sz w:val="20"/>
+          <w:szCs w:val="20"/>
+        </w:rPr>
+        <w:t xml:space="preserve">Design decisions are yours: distribution and sort keys, partition transforms, S3 locations, identity mappings for security views, dispositions for risky casts. The tools emit AUTO or placeholders and mark the result PARTIAL until you decide; nothing is applied to a live target and no AWS resource is ever created by the kit.</w:t>
+      </w:r>
+    </w:p>
+    <w:p>
+      <w:pPr>
+        <w:spacing w:after="120" w:line="276"/>
+      </w:pPr>
+      <w:r>
+        <w:rPr>
+          <w:rFonts w:ascii="Calibri" w:cs="Calibri" w:eastAsia="Calibri" w:hAnsi="Calibri"/>
+          <w:sz w:val="22"/>
+          <w:szCs w:val="22"/>
+        </w:rPr>
+        <w:t xml:space="preserve">Redshift and Athena runs (</w:t>
+      </w:r>
+      <w:r>
+        <w:rPr>
+          <w:rFonts w:ascii="Consolas" w:cs="Consolas" w:eastAsia="Consolas" w:hAnsi="Consolas"/>
+          <w:sz w:val="20"/>
+          <w:szCs w:val="20"/>
+        </w:rPr>
+        <w:t xml:space="preserve">run</w:t>
+      </w:r>
+      <w:r>
+        <w:rPr>
+          <w:rFonts w:ascii="Calibri" w:cs="Calibri" w:eastAsia="Calibri" w:hAnsi="Calibri"/>
+          <w:sz w:val="22"/>
+          <w:szCs w:val="22"/>
+        </w:rPr>
+        <w:t xml:space="preserve">) only work against databases whose name contains </w:t>
+      </w:r>
+      <w:r>
+        <w:rPr>
+          <w:rFonts w:ascii="Consolas" w:cs="Consolas" w:eastAsia="Consolas" w:hAnsi="Consolas"/>
+          <w:sz w:val="20"/>
+          <w:szCs w:val="20"/>
+        </w:rPr>
+        <w:t xml:space="preserve">test</w:t>
+      </w:r>
+      <w:r>
+        <w:rPr>
+          <w:rFonts w:ascii="Calibri" w:cs="Calibri" w:eastAsia="Calibri" w:hAnsi="Calibri"/>
+          <w:sz w:val="22"/>
+          <w:szCs w:val="22"/>
+        </w:rPr>
+        <w:t xml:space="preserve">, </w:t>
+      </w:r>
+      <w:r>
+        <w:rPr>
+          <w:rFonts w:ascii="Consolas" w:cs="Consolas" w:eastAsia="Consolas" w:hAnsi="Consolas"/>
+          <w:sz w:val="20"/>
+          <w:szCs w:val="20"/>
+        </w:rPr>
+        <w:t xml:space="preserve">dev</w:t>
+      </w:r>
+      <w:r>
+        <w:rPr>
+          <w:rFonts w:ascii="Calibri" w:cs="Calibri" w:eastAsia="Calibri" w:hAnsi="Calibri"/>
+          <w:sz w:val="22"/>
+          <w:szCs w:val="22"/>
+        </w:rPr>
+        <w:t xml:space="preserve">, </w:t>
+      </w:r>
+      <w:r>
+        <w:rPr>
+          <w:rFonts w:ascii="Consolas" w:cs="Consolas" w:eastAsia="Consolas" w:hAnsi="Consolas"/>
+          <w:sz w:val="20"/>
+          <w:szCs w:val="20"/>
+        </w:rPr>
+        <w:t xml:space="preserve">sandbox</w:t>
+      </w:r>
+      <w:r>
+        <w:rPr>
+          <w:rFonts w:ascii="Calibri" w:cs="Calibri" w:eastAsia="Calibri" w:hAnsi="Calibri"/>
+          <w:sz w:val="22"/>
+          <w:szCs w:val="22"/>
+        </w:rPr>
+        <w:t xml:space="preserve"> or </w:t>
+      </w:r>
+      <w:r>
+        <w:rPr>
+          <w:rFonts w:ascii="Consolas" w:cs="Consolas" w:eastAsia="Consolas" w:hAnsi="Consolas"/>
+          <w:sz w:val="20"/>
+          <w:szCs w:val="20"/>
+        </w:rPr>
+        <w:t xml:space="preserve">local</w:t>
+      </w:r>
+      <w:r>
+        <w:rPr>
+          <w:rFonts w:ascii="Calibri" w:cs="Calibri" w:eastAsia="Calibri" w:hAnsi="Calibri"/>
+          <w:sz w:val="22"/>
+          <w:szCs w:val="22"/>
+        </w:rPr>
+        <w:t xml:space="preserve">, and only when you have configured them (</w:t>
+      </w:r>
+      <w:r>
+        <w:rPr>
+          <w:rFonts w:ascii="Consolas" w:cs="Consolas" w:eastAsia="Consolas" w:hAnsi="Consolas"/>
+          <w:sz w:val="20"/>
+          <w:szCs w:val="20"/>
+        </w:rPr>
+        <w:t xml:space="preserve">REDSHIFT_DATABASE</w:t>
+      </w:r>
+      <w:r>
+        <w:rPr>
+          <w:rFonts w:ascii="Calibri" w:cs="Calibri" w:eastAsia="Calibri" w:hAnsi="Calibri"/>
+          <w:sz w:val="22"/>
+          <w:szCs w:val="22"/>
+        </w:rPr>
+        <w:t xml:space="preserve"> + </w:t>
+      </w:r>
+      <w:r>
+        <w:rPr>
+          <w:rFonts w:ascii="Consolas" w:cs="Consolas" w:eastAsia="Consolas" w:hAnsi="Consolas"/>
+          <w:sz w:val="20"/>
+          <w:szCs w:val="20"/>
+        </w:rPr>
+        <w:t xml:space="preserve">REDSHIFT_WORKGROUP</w:t>
+      </w:r>
+      <w:r>
+        <w:rPr>
+          <w:rFonts w:ascii="Calibri" w:cs="Calibri" w:eastAsia="Calibri" w:hAnsi="Calibri"/>
+          <w:sz w:val="22"/>
+          <w:szCs w:val="22"/>
+        </w:rPr>
+        <w:t xml:space="preserve">, </w:t>
+      </w:r>
+      <w:r>
+        <w:rPr>
+          <w:rFonts w:ascii="Consolas" w:cs="Consolas" w:eastAsia="Consolas" w:hAnsi="Consolas"/>
+          <w:sz w:val="20"/>
+          <w:szCs w:val="20"/>
+        </w:rPr>
+        <w:t xml:space="preserve">ATHENA_DATABASE</w:t>
+      </w:r>
+      <w:r>
+        <w:rPr>
+          <w:rFonts w:ascii="Calibri" w:cs="Calibri" w:eastAsia="Calibri" w:hAnsi="Calibri"/>
+          <w:sz w:val="22"/>
+          <w:szCs w:val="22"/>
+        </w:rPr>
+        <w:t xml:space="preserve">). Without them the skills still convert, check and package; the execution check is listed as not executed.</w:t>
+      </w:r>
+    </w:p>
+    <w:p>
+      <w:pPr>
+        <w:spacing w:after="120" w:line="276"/>
+      </w:pPr>
+      <w:r>
+        <w:rPr>
+          <w:rFonts w:ascii="Calibri" w:cs="Calibri" w:eastAsia="Calibri" w:hAnsi="Calibri"/>
+          <w:sz w:val="22"/>
+          <w:szCs w:val="22"/>
+        </w:rPr>
+        <w:t xml:space="preserve">Test the skills: </w:t>
+      </w:r>
+      <w:r>
+        <w:rPr>
+          <w:rFonts w:ascii="Consolas" w:cs="Consolas" w:eastAsia="Consolas" w:hAnsi="Consolas"/>
+          <w:sz w:val="20"/>
+          <w:szCs w:val="20"/>
+        </w:rPr>
+        <w:t xml:space="preserve">bash .kiro/skills/&lt;skill&gt;/scripts/run_skill_tests.sh</w:t>
+      </w:r>
+      <w:r>
+        <w:rPr>
+          <w:rFonts w:ascii="Calibri" w:cs="Calibri" w:eastAsia="Calibri" w:hAnsi="Calibri"/>
+          <w:sz w:val="22"/>
+          <w:szCs w:val="22"/>
+        </w:rPr>
+        <w:t xml:space="preserve"> (Windows: </w:t>
+      </w:r>
+      <w:r>
+        <w:rPr>
+          <w:rFonts w:ascii="Consolas" w:cs="Consolas" w:eastAsia="Consolas" w:hAnsi="Consolas"/>
+          <w:sz w:val="20"/>
+          <w:szCs w:val="20"/>
+        </w:rPr>
+        <w:t xml:space="preserve">.cmd</w:t>
+      </w:r>
+      <w:r>
+        <w:rPr>
+          <w:rFonts w:ascii="Calibri" w:cs="Calibri" w:eastAsia="Calibri" w:hAnsi="Calibri"/>
+          <w:sz w:val="22"/>
+          <w:szCs w:val="22"/>
+        </w:rPr>
+        <w:t xml:space="preserve">) for </w:t>
+      </w:r>
+      <w:r>
+        <w:rPr>
+          <w:rFonts w:ascii="Consolas" w:cs="Consolas" w:eastAsia="Consolas" w:hAnsi="Consolas"/>
+          <w:sz w:val="20"/>
+          <w:szCs w:val="20"/>
+        </w:rPr>
+        <w:t xml:space="preserve">migration-assessment</w:t>
+      </w:r>
+      <w:r>
+        <w:rPr>
+          <w:rFonts w:ascii="Calibri" w:cs="Calibri" w:eastAsia="Calibri" w:hAnsi="Calibri"/>
+          <w:sz w:val="22"/>
+          <w:szCs w:val="22"/>
+        </w:rPr>
+        <w:t xml:space="preserve">, </w:t>
+      </w:r>
+      <w:r>
+        <w:rPr>
+          <w:rFonts w:ascii="Consolas" w:cs="Consolas" w:eastAsia="Consolas" w:hAnsi="Consolas"/>
+          <w:sz w:val="20"/>
+          <w:szCs w:val="20"/>
+        </w:rPr>
+        <w:t xml:space="preserve">sql-conversion-redshift</w:t>
+      </w:r>
+      <w:r>
+        <w:rPr>
+          <w:rFonts w:ascii="Calibri" w:cs="Calibri" w:eastAsia="Calibri" w:hAnsi="Calibri"/>
+          <w:sz w:val="22"/>
+          <w:szCs w:val="22"/>
+        </w:rPr>
+        <w:t xml:space="preserve">, </w:t>
+      </w:r>
+      <w:r>
+        <w:rPr>
+          <w:rFonts w:ascii="Consolas" w:cs="Consolas" w:eastAsia="Consolas" w:hAnsi="Consolas"/>
+          <w:sz w:val="20"/>
+          <w:szCs w:val="20"/>
+        </w:rPr>
+        <w:t xml:space="preserve">sql-conversion-iceberg</w:t>
+      </w:r>
+      <w:r>
+        <w:rPr>
+          <w:rFonts w:ascii="Calibri" w:cs="Calibri" w:eastAsia="Calibri" w:hAnsi="Calibri"/>
+          <w:sz w:val="22"/>
+          <w:szCs w:val="22"/>
+        </w:rPr>
+        <w:t xml:space="preserve">, </w:t>
+      </w:r>
+      <w:r>
+        <w:rPr>
+          <w:rFonts w:ascii="Consolas" w:cs="Consolas" w:eastAsia="Consolas" w:hAnsi="Consolas"/>
+          <w:sz w:val="20"/>
+          <w:szCs w:val="20"/>
+        </w:rPr>
+        <w:t xml:space="preserve">schema-conformance</w:t>
+      </w:r>
+      <w:r>
+        <w:rPr>
+          <w:rFonts w:ascii="Calibri" w:cs="Calibri" w:eastAsia="Calibri" w:hAnsi="Calibri"/>
+          <w:sz w:val="22"/>
+          <w:szCs w:val="22"/>
+        </w:rPr>
+        <w:t xml:space="preserve">, </w:t>
+      </w:r>
+      <w:r>
+        <w:rPr>
+          <w:rFonts w:ascii="Consolas" w:cs="Consolas" w:eastAsia="Consolas" w:hAnsi="Consolas"/>
+          <w:sz w:val="20"/>
+          <w:szCs w:val="20"/>
+        </w:rPr>
+        <w:t xml:space="preserve">schema-change-propagation</w:t>
+      </w:r>
+      <w:r>
+        <w:rPr>
+          <w:rFonts w:ascii="Calibri" w:cs="Calibri" w:eastAsia="Calibri" w:hAnsi="Calibri"/>
+          <w:sz w:val="22"/>
+          <w:szCs w:val="22"/>
+        </w:rPr>
+        <w:t xml:space="preserve"> — no database needed.</w:t>
+      </w:r>
+    </w:p>
+    <w:p>
+      <w:pPr>
+        <w:pStyle w:val="Heading1"/>
+      </w:pPr>
+      <w:r>
+        <w:rPr>
+          <w:rFonts w:ascii="Calibri" w:cs="Calibri" w:eastAsia="Calibri" w:hAnsi="Calibri"/>
+        </w:rPr>
+        <w:t xml:space="preserve">9. Check the result</w:t>
+      </w:r>
+    </w:p>
+    <w:p>
+      <w:pPr>
+        <w:shd w:fill="F2F4F7" w:color="auto" w:val="clear"/>
+        <w:spacing w:after="40" w:before="40"/>
+        <w:ind w:left="200"/>
+      </w:pPr>
+      <w:r>
+        <w:rPr>
+          <w:rFonts w:ascii="Consolas" w:cs="Consolas" w:eastAsia="Consolas" w:hAnsi="Consolas"/>
+          <w:color w:val="1F1F1F"/>
+          <w:sz w:val="20"/>
+          <w:szCs w:val="20"/>
+        </w:rPr>
+        <w:t xml:space="preserve">bash supporting-files/run_tests.sh</w:t>
+      </w:r>
+    </w:p>
+    <w:p>
+      <w:pPr>
+        <w:spacing w:after="120" w:line="276"/>
+      </w:pPr>
+      <w:r>
+        <w:rPr>
+          <w:rFonts w:ascii="Calibri" w:cs="Calibri" w:eastAsia="Calibri" w:hAnsi="Calibri"/>
+          <w:sz w:val="22"/>
+          <w:szCs w:val="22"/>
+        </w:rPr>
+        <w:t xml:space="preserve">You will see a summary per test group, a list of failures (empty when all is well), and:</w:t>
+      </w:r>
+    </w:p>
+    <w:tbl>
+      <w:tblPr>
+        <w:tblW w:type="dxa" w:w="9026"/>
+        <w:tblBorders>
+          <w:top w:val="single" w:color="auto" w:sz="4"/>
+          <w:left w:val="single" w:color="auto" w:sz="4"/>
+          <w:bottom w:val="single" w:color="auto" w:sz="4"/>
+          <w:right w:val="single" w:color="auto" w:sz="4"/>
+          <w:insideH w:val="single" w:color="auto" w:sz="4"/>
+          <w:insideV w:val="single" w:color="auto" w:sz="4"/>
+        </w:tblBorders>
+      </w:tblPr>
+      <w:tblGrid>
+        <w:gridCol w:w="3300"/>
+        <w:gridCol w:w="5726"/>
+      </w:tblGrid>
+      <w:tr>
+        <w:trPr>
+          <w:tblHeader/>
+        </w:trPr>
+        <w:tc>
+          <w:tcPr>
+            <w:tcW w:type="dxa" w:w="3300"/>
+            <w:tcBorders>
+              <w:top w:val="single" w:color="BFC7D5" w:sz="4"/>
+              <w:left w:val="single" w:color="BFC7D5" w:sz="4"/>
+              <w:bottom w:val="single" w:color="BFC7D5" w:sz="4"/>
+              <w:right w:val="single" w:color="BFC7D5" w:sz="4"/>
+            </w:tcBorders>
+            <w:shd w:fill="DCE6F2" w:color="auto" w:val="clear"/>
+            <w:tcMar>
+              <w:top w:type="dxa" w:w="60"/>
+              <w:left w:type="dxa" w:w="100"/>
+              <w:bottom w:type="dxa" w:w="60"/>
+              <w:right w:type="dxa" w:w="100"/>
+            </w:tcMar>
+          </w:tcPr>
+          <w:p>
+            <w:r>
+              <w:rPr>
+                <w:rFonts w:ascii="Calibri" w:cs="Calibri" w:eastAsia="Calibri" w:hAnsi="Calibri"/>
+                <w:b/>
+                <w:bCs/>
+                <w:sz w:val="20"/>
+                <w:szCs w:val="20"/>
+              </w:rPr>
+              <w:t xml:space="preserve">Line</w:t>
+            </w:r>
+          </w:p>
+        </w:tc>
+        <w:tc>
+          <w:tcPr>
+            <w:tcW w:type="dxa" w:w="5726"/>
+            <w:tcBorders>
+              <w:top w:val="single" w:color="BFC7D5" w:sz="4"/>
+              <w:left w:val="single" w:color="BFC7D5" w:sz="4"/>
+              <w:bottom w:val="single" w:color="BFC7D5" w:sz="4"/>
+              <w:right w:val="single" w:color="BFC7D5" w:sz="4"/>
+            </w:tcBorders>
+            <w:shd w:fill="DCE6F2" w:color="auto" w:val="clear"/>
+            <w:tcMar>
+              <w:top w:type="dxa" w:w="60"/>
+              <w:left w:type="dxa" w:w="100"/>
+              <w:bottom w:type="dxa" w:w="60"/>
+              <w:right w:type="dxa" w:w="100"/>
+            </w:tcMar>
+          </w:tcPr>
+          <w:p>
+            <w:r>
+              <w:rPr>
+                <w:rFonts w:ascii="Calibri" w:cs="Calibri" w:eastAsia="Calibri" w:hAnsi="Calibri"/>
+                <w:b/>
+                <w:bCs/>
+                <w:sz w:val="20"/>
+                <w:szCs w:val="20"/>
+              </w:rPr>
+              <w:t xml:space="preserve">Meaning</w:t>
+            </w:r>
+          </w:p>
+        </w:tc>
+      </w:tr>
+      <w:tr>
+        <w:trPr>
+          <w:tblHeader w:val="false"/>
+        </w:trPr>
+        <w:tc>
+          <w:tcPr>
+            <w:tcW w:type="dxa" w:w="3300"/>
+            <w:tcBorders>
+              <w:top w:val="single" w:color="BFC7D5" w:sz="4"/>
+              <w:left w:val="single" w:color="BFC7D5" w:sz="4"/>
+              <w:bottom w:val="single" w:color="BFC7D5" w:sz="4"/>
+              <w:right w:val="single" w:color="BFC7D5" w:sz="4"/>
+            </w:tcBorders>
+            <w:tcMar>
+              <w:top w:type="dxa" w:w="60"/>
+              <w:left w:type="dxa" w:w="100"/>
+              <w:bottom w:type="dxa" w:w="60"/>
+              <w:right w:type="dxa" w:w="100"/>
+            </w:tcMar>
+          </w:tcPr>
+          <w:p>
+            <w:r>
+              <w:rPr>
+                <w:rFonts w:ascii="Consolas" w:cs="Consolas" w:eastAsia="Consolas" w:hAnsi="Consolas"/>
+                <w:sz w:val="20"/>
+                <w:szCs w:val="20"/>
+              </w:rPr>
+              <w:t xml:space="preserve">Project suites : PASS</w:t>
+            </w:r>
+          </w:p>
+        </w:tc>
+        <w:tc>
+          <w:tcPr>
+            <w:tcW w:type="dxa" w:w="5726"/>
+            <w:tcBorders>
+              <w:top w:val="single" w:color="BFC7D5" w:sz="4"/>
+              <w:left w:val="single" w:color="BFC7D5" w:sz="4"/>
+              <w:bottom w:val="single" w:color="BFC7D5" w:sz="4"/>
+              <w:right w:val="single" w:color="BFC7D5" w:sz="4"/>
+            </w:tcBorders>
+            <w:tcMar>
+              <w:top w:type="dxa" w:w="60"/>
+              <w:left w:type="dxa" w:w="100"/>
+              <w:bottom w:type="dxa" w:w="60"/>
+              <w:right w:type="dxa" w:w="100"/>
+            </w:tcMar>
+          </w:tcPr>
+          <w:p>
+            <w:r>
+              <w:rPr>
+                <w:rFonts w:ascii="Calibri" w:cs="Calibri" w:eastAsia="Calibri" w:hAnsi="Calibri"/>
+                <w:sz w:val="20"/>
+                <w:szCs w:val="20"/>
+              </w:rPr>
+              <w:t xml:space="preserve">Your converted code behaves as expected.</w:t>
+            </w:r>
+          </w:p>
+        </w:tc>
+      </w:tr>
+      <w:tr>
+        <w:trPr>
+          <w:tblHeader w:val="false"/>
+        </w:trPr>
+        <w:tc>
+          <w:tcPr>
+            <w:tcW w:type="dxa" w:w="3300"/>
+            <w:tcBorders>
+              <w:top w:val="single" w:color="BFC7D5" w:sz="4"/>
+              <w:left w:val="single" w:color="BFC7D5" w:sz="4"/>
+              <w:bottom w:val="single" w:color="BFC7D5" w:sz="4"/>
+              <w:right w:val="single" w:color="BFC7D5" w:sz="4"/>
+            </w:tcBorders>
+            <w:tcMar>
+              <w:top w:type="dxa" w:w="60"/>
+              <w:left w:type="dxa" w:w="100"/>
+              <w:bottom w:type="dxa" w:w="60"/>
+              <w:right w:type="dxa" w:w="100"/>
+            </w:tcMar>
+          </w:tcPr>
+          <w:p>
+            <w:r>
+              <w:rPr>
+                <w:rFonts w:ascii="Consolas" w:cs="Consolas" w:eastAsia="Consolas" w:hAnsi="Consolas"/>
+                <w:sz w:val="20"/>
+                <w:szCs w:val="20"/>
+              </w:rPr>
+              <w:t xml:space="preserve">Skill self-tests: PASS</w:t>
+            </w:r>
+          </w:p>
+        </w:tc>
+        <w:tc>
+          <w:tcPr>
+            <w:tcW w:type="dxa" w:w="5726"/>
+            <w:tcBorders>
+              <w:top w:val="single" w:color="BFC7D5" w:sz="4"/>
+              <w:left w:val="single" w:color="BFC7D5" w:sz="4"/>
+              <w:bottom w:val="single" w:color="BFC7D5" w:sz="4"/>
+              <w:right w:val="single" w:color="BFC7D5" w:sz="4"/>
+            </w:tcBorders>
+            <w:tcMar>
+              <w:top w:type="dxa" w:w="60"/>
+              <w:left w:type="dxa" w:w="100"/>
+              <w:bottom w:type="dxa" w:w="60"/>
+              <w:right w:type="dxa" w:w="100"/>
+            </w:tcMar>
+          </w:tcPr>
+          <w:p>
+            <w:r>
+              <w:rPr>
+                <w:rFonts w:ascii="Calibri" w:cs="Calibri" w:eastAsia="Calibri" w:hAnsi="Calibri"/>
+                <w:sz w:val="20"/>
+                <w:szCs w:val="20"/>
+              </w:rPr>
+              <w:t xml:space="preserve">All eight skills' examples and corner cases still work (five of them need no database).</w:t>
+            </w:r>
+          </w:p>
+        </w:tc>
+      </w:tr>
+      <w:tr>
+        <w:trPr>
+          <w:tblHeader w:val="false"/>
+        </w:trPr>
+        <w:tc>
+          <w:tcPr>
+            <w:tcW w:type="dxa" w:w="3300"/>
+            <w:tcBorders>
+              <w:top w:val="single" w:color="BFC7D5" w:sz="4"/>
+              <w:left w:val="single" w:color="BFC7D5" w:sz="4"/>
+              <w:bottom w:val="single" w:color="BFC7D5" w:sz="4"/>
+              <w:right w:val="single" w:color="BFC7D5" w:sz="4"/>
+            </w:tcBorders>
+            <w:tcMar>
+              <w:top w:type="dxa" w:w="60"/>
+              <w:left w:type="dxa" w:w="100"/>
+              <w:bottom w:type="dxa" w:w="60"/>
+              <w:right w:type="dxa" w:w="100"/>
+            </w:tcMar>
+          </w:tcPr>
+          <w:p>
+            <w:r>
+              <w:rPr>
+                <w:rFonts w:ascii="Consolas" w:cs="Consolas" w:eastAsia="Consolas" w:hAnsi="Consolas"/>
+                <w:sz w:val="20"/>
+                <w:szCs w:val="20"/>
+              </w:rPr>
+              <w:t xml:space="preserve">Agent hooks    : PASS</w:t>
+            </w:r>
+          </w:p>
+        </w:tc>
+        <w:tc>
+          <w:tcPr>
+            <w:tcW w:type="dxa" w:w="5726"/>
+            <w:tcBorders>
+              <w:top w:val="single" w:color="BFC7D5" w:sz="4"/>
+              <w:left w:val="single" w:color="BFC7D5" w:sz="4"/>
+              <w:bottom w:val="single" w:color="BFC7D5" w:sz="4"/>
+              <w:right w:val="single" w:color="BFC7D5" w:sz="4"/>
+            </w:tcBorders>
+            <w:tcMar>
+              <w:top w:type="dxa" w:w="60"/>
+              <w:left w:type="dxa" w:w="100"/>
+              <w:bottom w:type="dxa" w:w="60"/>
+              <w:right w:type="dxa" w:w="100"/>
+            </w:tcMar>
+          </w:tcPr>
+          <w:p>
+            <w:r>
+              <w:rPr>
+                <w:rFonts w:ascii="Calibri" w:cs="Calibri" w:eastAsia="Calibri" w:hAnsi="Calibri"/>
+                <w:sz w:val="20"/>
+                <w:szCs w:val="20"/>
+              </w:rPr>
+              <w:t xml:space="preserve">The agent guardrails block what they should and the audit hooks work.</w:t>
+            </w:r>
+          </w:p>
+        </w:tc>
+      </w:tr>
+      <w:tr>
+        <w:trPr>
+          <w:tblHeader w:val="false"/>
+        </w:trPr>
+        <w:tc>
+          <w:tcPr>
+            <w:tcW w:type="dxa" w:w="3300"/>
+            <w:tcBorders>
+              <w:top w:val="single" w:color="BFC7D5" w:sz="4"/>
+              <w:left w:val="single" w:color="BFC7D5" w:sz="4"/>
+              <w:bottom w:val="single" w:color="BFC7D5" w:sz="4"/>
+              <w:right w:val="single" w:color="BFC7D5" w:sz="4"/>
+            </w:tcBorders>
+            <w:tcMar>
+              <w:top w:type="dxa" w:w="60"/>
+              <w:left w:type="dxa" w:w="100"/>
+              <w:bottom w:type="dxa" w:w="60"/>
+              <w:right w:type="dxa" w:w="100"/>
+            </w:tcMar>
+          </w:tcPr>
+          <w:p>
+            <w:r>
+              <w:rPr>
+                <w:rFonts w:ascii="Consolas" w:cs="Consolas" w:eastAsia="Consolas" w:hAnsi="Consolas"/>
+                <w:sz w:val="20"/>
+                <w:szCs w:val="20"/>
+              </w:rPr>
+              <w:t xml:space="preserve">COVERAGE: PASS</w:t>
+            </w:r>
+          </w:p>
+        </w:tc>
+        <w:tc>
+          <w:tcPr>
+            <w:tcW w:type="dxa" w:w="5726"/>
+            <w:tcBorders>
+              <w:top w:val="single" w:color="BFC7D5" w:sz="4"/>
+              <w:left w:val="single" w:color="BFC7D5" w:sz="4"/>
+              <w:bottom w:val="single" w:color="BFC7D5" w:sz="4"/>
+              <w:right w:val="single" w:color="BFC7D5" w:sz="4"/>
+            </w:tcBorders>
+            <w:tcMar>
+              <w:top w:type="dxa" w:w="60"/>
+              <w:left w:type="dxa" w:w="100"/>
+              <w:bottom w:type="dxa" w:w="60"/>
+              <w:right w:type="dxa" w:w="100"/>
+            </w:tcMar>
+          </w:tcPr>
+          <w:p>
+            <w:r>
+              <w:rPr>
+                <w:rFonts w:ascii="Calibri" w:cs="Calibri" w:eastAsia="Calibri" w:hAnsi="Calibri"/>
+                <w:sz w:val="20"/>
+                <w:szCs w:val="20"/>
+              </w:rPr>
+              <w:t xml:space="preserve">Every rule in the rulebook has at least one test.</w:t>
+            </w:r>
+          </w:p>
+        </w:tc>
+      </w:tr>
+      <w:tr>
+        <w:trPr>
+          <w:tblHeader w:val="false"/>
+        </w:trPr>
+        <w:tc>
+          <w:tcPr>
+            <w:tcW w:type="dxa" w:w="3300"/>
+            <w:tcBorders>
+              <w:top w:val="single" w:color="BFC7D5" w:sz="4"/>
+              <w:left w:val="single" w:color="BFC7D5" w:sz="4"/>
+              <w:bottom w:val="single" w:color="BFC7D5" w:sz="4"/>
+              <w:right w:val="single" w:color="BFC7D5" w:sz="4"/>
+            </w:tcBorders>
+            <w:tcMar>
+              <w:top w:type="dxa" w:w="60"/>
+              <w:left w:type="dxa" w:w="100"/>
+              <w:bottom w:type="dxa" w:w="60"/>
+              <w:right w:type="dxa" w:w="100"/>
+            </w:tcMar>
+          </w:tcPr>
+          <w:p>
+            <w:r>
+              <w:rPr>
+                <w:rFonts w:ascii="Consolas" w:cs="Consolas" w:eastAsia="Consolas" w:hAnsi="Consolas"/>
+                <w:sz w:val="20"/>
+                <w:szCs w:val="20"/>
+              </w:rPr>
               <w:t xml:space="preserve">Run id         : 8717…</w:t>
             </w:r>
           </w:p>
@@ -5030,7 +6075,7 @@
                 <w:sz w:val="20"/>
                 <w:szCs w:val="20"/>
               </w:rPr>
-              <w:t xml:space="preserve"> (section 10).</w:t>
+              <w:t xml:space="preserve"> (section 11).</w:t>
             </w:r>
           </w:p>
         </w:tc>
@@ -5185,7 +6230,7 @@
         <w:rPr>
           <w:rFonts w:ascii="Calibri" w:cs="Calibri" w:eastAsia="Calibri" w:hAnsi="Calibri"/>
         </w:rPr>
-        <w:t xml:space="preserve">9. Review the flags</w:t>
+        <w:t xml:space="preserve">10. Review the flags</w:t>
       </w:r>
     </w:p>
     <w:p>
@@ -5580,7 +6625,7 @@
         <w:rPr>
           <w:rFonts w:ascii="Calibri" w:cs="Calibri" w:eastAsia="Calibri" w:hAnsi="Calibri"/>
         </w:rPr>
-        <w:t xml:space="preserve">10. Stay safe: guardrails, audit trail, AWS</w:t>
+        <w:t xml:space="preserve">11. Stay safe: guardrails, audit trail, AWS</w:t>
       </w:r>
     </w:p>
     <w:p>
@@ -6830,7 +7875,7 @@
         <w:rPr>
           <w:rFonts w:ascii="Calibri" w:cs="Calibri" w:eastAsia="Calibri" w:hAnsi="Calibri"/>
         </w:rPr>
-        <w:t xml:space="preserve">11. Kiro CLI commands</w:t>
+        <w:t xml:space="preserve">12. Kiro CLI commands</w:t>
       </w:r>
     </w:p>
     <w:p>
@@ -9315,7 +10360,7 @@
         <w:rPr>
           <w:rFonts w:ascii="Calibri" w:cs="Calibri" w:eastAsia="Calibri" w:hAnsi="Calibri"/>
         </w:rPr>
-        <w:t xml:space="preserve">12. Use the kit in another project</w:t>
+        <w:t xml:space="preserve">13. Use the kit in another project</w:t>
       </w:r>
     </w:p>
     <w:p>
@@ -9510,7 +10555,7 @@
         <w:rPr>
           <w:rFonts w:ascii="Calibri" w:cs="Calibri" w:eastAsia="Calibri" w:hAnsi="Calibri"/>
         </w:rPr>
-        <w:t xml:space="preserve">13. Troubleshooting</w:t>
+        <w:t xml:space="preserve">14. Troubleshooting</w:t>
       </w:r>
     </w:p>
     <w:tbl>
@@ -10433,7 +11478,7 @@
         <w:rPr>
           <w:rFonts w:ascii="Calibri" w:cs="Calibri" w:eastAsia="Calibri" w:hAnsi="Calibri"/>
         </w:rPr>
-        <w:t xml:space="preserve">14. Open items (to do)</w:t>
+        <w:t xml:space="preserve">15. Open items (to do)</w:t>
       </w:r>
     </w:p>
     <w:p>
@@ -10462,7 +11507,7 @@
           <w:sz w:val="22"/>
           <w:szCs w:val="22"/>
         </w:rPr>
-        <w:t xml:space="preserve"> section 14.</w:t>
+        <w:t xml:space="preserve"> section 15.</w:t>
       </w:r>
     </w:p>
     <w:tbl>
@@ -11055,6 +12100,145 @@
                 <w:sz w:val="20"/>
                 <w:szCs w:val="20"/>
               </w:rPr>
+              <w:t xml:space="preserve">Redshift and Iceberg</w:t>
+            </w:r>
+          </w:p>
+        </w:tc>
+        <w:tc>
+          <w:tcPr>
+            <w:tcW w:type="dxa" w:w="6426"/>
+            <w:tcBorders>
+              <w:top w:val="single" w:color="BFC7D5" w:sz="4"/>
+              <w:left w:val="single" w:color="BFC7D5" w:sz="4"/>
+              <w:bottom w:val="single" w:color="BFC7D5" w:sz="4"/>
+              <w:right w:val="single" w:color="BFC7D5" w:sz="4"/>
+            </w:tcBorders>
+            <w:tcMar>
+              <w:top w:type="dxa" w:w="60"/>
+              <w:left w:type="dxa" w:w="100"/>
+              <w:bottom w:type="dxa" w:w="60"/>
+              <w:right w:type="dxa" w:w="100"/>
+            </w:tcMar>
+          </w:tcPr>
+          <w:p>
+            <w:r>
+              <w:rPr>
+                <w:rFonts w:ascii="Calibri" w:cs="Calibri" w:eastAsia="Calibri" w:hAnsi="Calibri"/>
+                <w:sz w:val="20"/>
+                <w:szCs w:val="20"/>
+              </w:rPr>
+              <w:t xml:space="preserve">Point </w:t>
+            </w:r>
+            <w:r>
+              <w:rPr>
+                <w:rFonts w:ascii="Consolas" w:cs="Consolas" w:eastAsia="Consolas" w:hAnsi="Consolas"/>
+                <w:sz w:val="20"/>
+                <w:szCs w:val="20"/>
+              </w:rPr>
+              <w:t xml:space="preserve">REDSHIFT_DATABASE</w:t>
+            </w:r>
+            <w:r>
+              <w:rPr>
+                <w:rFonts w:ascii="Calibri" w:cs="Calibri" w:eastAsia="Calibri" w:hAnsi="Calibri"/>
+                <w:sz w:val="20"/>
+                <w:szCs w:val="20"/>
+              </w:rPr>
+              <w:t xml:space="preserve">/</w:t>
+            </w:r>
+            <w:r>
+              <w:rPr>
+                <w:rFonts w:ascii="Consolas" w:cs="Consolas" w:eastAsia="Consolas" w:hAnsi="Consolas"/>
+                <w:sz w:val="20"/>
+                <w:szCs w:val="20"/>
+              </w:rPr>
+              <w:t xml:space="preserve">REDSHIFT_WORKGROUP</w:t>
+            </w:r>
+            <w:r>
+              <w:rPr>
+                <w:rFonts w:ascii="Calibri" w:cs="Calibri" w:eastAsia="Calibri" w:hAnsi="Calibri"/>
+                <w:sz w:val="20"/>
+                <w:szCs w:val="20"/>
+              </w:rPr>
+              <w:t xml:space="preserve"> and </w:t>
+            </w:r>
+            <w:r>
+              <w:rPr>
+                <w:rFonts w:ascii="Consolas" w:cs="Consolas" w:eastAsia="Consolas" w:hAnsi="Consolas"/>
+                <w:sz w:val="20"/>
+                <w:szCs w:val="20"/>
+              </w:rPr>
+              <w:t xml:space="preserve">ATHENA_DATABASE</w:t>
+            </w:r>
+            <w:r>
+              <w:rPr>
+                <w:rFonts w:ascii="Calibri" w:cs="Calibri" w:eastAsia="Calibri" w:hAnsi="Calibri"/>
+                <w:sz w:val="20"/>
+                <w:szCs w:val="20"/>
+              </w:rPr>
+              <w:t xml:space="preserve"> at test resources for live evidence runs (the kit never creates them). Fill </w:t>
+            </w:r>
+            <w:r>
+              <w:rPr>
+                <w:rFonts w:ascii="Consolas" w:cs="Consolas" w:eastAsia="Consolas" w:hAnsi="Consolas"/>
+                <w:sz w:val="20"/>
+                <w:szCs w:val="20"/>
+              </w:rPr>
+              <w:t xml:space="preserve">metadata/design/redshift.json</w:t>
+            </w:r>
+            <w:r>
+              <w:rPr>
+                <w:rFonts w:ascii="Calibri" w:cs="Calibri" w:eastAsia="Calibri" w:hAnsi="Calibri"/>
+                <w:sz w:val="20"/>
+                <w:szCs w:val="20"/>
+              </w:rPr>
+              <w:t xml:space="preserve"> and </w:t>
+            </w:r>
+            <w:r>
+              <w:rPr>
+                <w:rFonts w:ascii="Consolas" w:cs="Consolas" w:eastAsia="Consolas" w:hAnsi="Consolas"/>
+                <w:sz w:val="20"/>
+                <w:szCs w:val="20"/>
+              </w:rPr>
+              <w:t xml:space="preserve">metadata/design/iceberg.json</w:t>
+            </w:r>
+            <w:r>
+              <w:rPr>
+                <w:rFonts w:ascii="Calibri" w:cs="Calibri" w:eastAsia="Calibri" w:hAnsi="Calibri"/>
+                <w:sz w:val="20"/>
+                <w:szCs w:val="20"/>
+              </w:rPr>
+              <w:t xml:space="preserve"> with your distribution, sort and partition decisions. Approve identity mappings for security views before attaching RLS policies.</w:t>
+            </w:r>
+          </w:p>
+        </w:tc>
+      </w:tr>
+      <w:tr>
+        <w:trPr>
+          <w:tblHeader w:val="false"/>
+        </w:trPr>
+        <w:tc>
+          <w:tcPr>
+            <w:tcW w:type="dxa" w:w="2600"/>
+            <w:tcBorders>
+              <w:top w:val="single" w:color="BFC7D5" w:sz="4"/>
+              <w:left w:val="single" w:color="BFC7D5" w:sz="4"/>
+              <w:bottom w:val="single" w:color="BFC7D5" w:sz="4"/>
+              <w:right w:val="single" w:color="BFC7D5" w:sz="4"/>
+            </w:tcBorders>
+            <w:tcMar>
+              <w:top w:type="dxa" w:w="60"/>
+              <w:left w:type="dxa" w:w="100"/>
+              <w:bottom w:type="dxa" w:w="60"/>
+              <w:right w:type="dxa" w:w="100"/>
+            </w:tcMar>
+          </w:tcPr>
+          <w:p>
+            <w:r>
+              <w:rPr>
+                <w:rFonts w:ascii="Calibri" w:cs="Calibri" w:eastAsia="Calibri" w:hAnsi="Calibri"/>
+                <w:sz w:val="20"/>
+                <w:szCs w:val="20"/>
+              </w:rPr>
               <w:t xml:space="preserve">Kit</w:t>
             </w:r>
           </w:p>
@@ -11082,39 +12266,7 @@
                 <w:sz w:val="20"/>
                 <w:szCs w:val="20"/>
               </w:rPr>
-              <w:t xml:space="preserve">Build the planned </w:t>
-            </w:r>
-            <w:r>
-              <w:rPr>
-                <w:rFonts w:ascii="Consolas" w:cs="Consolas" w:eastAsia="Consolas" w:hAnsi="Consolas"/>
-                <w:sz w:val="20"/>
-                <w:szCs w:val="20"/>
-              </w:rPr>
-              <w:t xml:space="preserve">schema-validation</w:t>
-            </w:r>
-            <w:r>
-              <w:rPr>
-                <w:rFonts w:ascii="Calibri" w:cs="Calibri" w:eastAsia="Calibri" w:hAnsi="Calibri"/>
-                <w:sz w:val="20"/>
-                <w:szCs w:val="20"/>
-              </w:rPr>
-              <w:t xml:space="preserve"> and </w:t>
-            </w:r>
-            <w:r>
-              <w:rPr>
-                <w:rFonts w:ascii="Consolas" w:cs="Consolas" w:eastAsia="Consolas" w:hAnsi="Consolas"/>
-                <w:sz w:val="20"/>
-                <w:szCs w:val="20"/>
-              </w:rPr>
-              <w:t xml:space="preserve">metadata-validation</w:t>
-            </w:r>
-            <w:r>
-              <w:rPr>
-                <w:rFonts w:ascii="Calibri" w:cs="Calibri" w:eastAsia="Calibri" w:hAnsi="Calibri"/>
-                <w:sz w:val="20"/>
-                <w:szCs w:val="20"/>
-              </w:rPr>
-              <w:t xml:space="preserve"> skills. Enable the MCP servers when wanted. Move hooks to </w:t>
+              <w:t xml:space="preserve">Enable the MCP servers when wanted. Move hooks to </w:t>
             </w:r>
             <w:r>
               <w:rPr>
@@ -11131,6 +12283,111 @@
                 <w:szCs w:val="20"/>
               </w:rPr>
               <w:t xml:space="preserve"> when upgrading to Kiro CLI 3.0. Upgrade Python (Expat 2.7.2+).</w:t>
+            </w:r>
+          </w:p>
+        </w:tc>
+      </w:tr>
+      <w:tr>
+        <w:trPr>
+          <w:tblHeader w:val="false"/>
+        </w:trPr>
+        <w:tc>
+          <w:tcPr>
+            <w:tcW w:type="dxa" w:w="2600"/>
+            <w:tcBorders>
+              <w:top w:val="single" w:color="BFC7D5" w:sz="4"/>
+              <w:left w:val="single" w:color="BFC7D5" w:sz="4"/>
+              <w:bottom w:val="single" w:color="BFC7D5" w:sz="4"/>
+              <w:right w:val="single" w:color="BFC7D5" w:sz="4"/>
+            </w:tcBorders>
+            <w:tcMar>
+              <w:top w:type="dxa" w:w="60"/>
+              <w:left w:type="dxa" w:w="100"/>
+              <w:bottom w:type="dxa" w:w="60"/>
+              <w:right w:type="dxa" w:w="100"/>
+            </w:tcMar>
+          </w:tcPr>
+          <w:p>
+            <w:r>
+              <w:rPr>
+                <w:rFonts w:ascii="Calibri" w:cs="Calibri" w:eastAsia="Calibri" w:hAnsi="Calibri"/>
+                <w:sz w:val="20"/>
+                <w:szCs w:val="20"/>
+              </w:rPr>
+              <w:t xml:space="preserve">Roadmap</w:t>
+            </w:r>
+          </w:p>
+        </w:tc>
+        <w:tc>
+          <w:tcPr>
+            <w:tcW w:type="dxa" w:w="6426"/>
+            <w:tcBorders>
+              <w:top w:val="single" w:color="BFC7D5" w:sz="4"/>
+              <w:left w:val="single" w:color="BFC7D5" w:sz="4"/>
+              <w:bottom w:val="single" w:color="BFC7D5" w:sz="4"/>
+              <w:right w:val="single" w:color="BFC7D5" w:sz="4"/>
+            </w:tcBorders>
+            <w:tcMar>
+              <w:top w:type="dxa" w:w="60"/>
+              <w:left w:type="dxa" w:w="100"/>
+              <w:bottom w:type="dxa" w:w="60"/>
+              <w:right w:type="dxa" w:w="100"/>
+            </w:tcMar>
+          </w:tcPr>
+          <w:p>
+            <w:r>
+              <w:rPr>
+                <w:rFonts w:ascii="Calibri" w:cs="Calibri" w:eastAsia="Calibri" w:hAnsi="Calibri"/>
+                <w:b/>
+                <w:bCs/>
+                <w:sz w:val="20"/>
+                <w:szCs w:val="20"/>
+              </w:rPr>
+              <w:t xml:space="preserve">Next:</w:t>
+            </w:r>
+            <w:r>
+              <w:rPr>
+                <w:rFonts w:ascii="Calibri" w:cs="Calibri" w:eastAsia="Calibri" w:hAnsi="Calibri"/>
+                <w:sz w:val="20"/>
+                <w:szCs w:val="20"/>
+              </w:rPr>
+              <w:t xml:space="preserve"> data validation at a snapshot (row counts, key sets, checksums) on all targets; Redshift Spectrum / managed Iceberg as a serving path. </w:t>
+            </w:r>
+            <w:r>
+              <w:rPr>
+                <w:rFonts w:ascii="Calibri" w:cs="Calibri" w:eastAsia="Calibri" w:hAnsi="Calibri"/>
+                <w:b/>
+                <w:bCs/>
+                <w:sz w:val="20"/>
+                <w:szCs w:val="20"/>
+              </w:rPr>
+              <w:t xml:space="preserve">AI-DLC integration (placeholder):</w:t>
+            </w:r>
+            <w:r>
+              <w:rPr>
+                <w:rFonts w:ascii="Calibri" w:cs="Calibri" w:eastAsia="Calibri" w:hAnsi="Calibri"/>
+                <w:sz w:val="20"/>
+                <w:szCs w:val="20"/>
+              </w:rPr>
+              <w:t xml:space="preserve"> map the kit's gates and packages onto the AI-Driven Development Lifecycle (Inception = assessment, Construction = conversion units of work with the rule ledger, Operations = evidence runs) as steering plus a package adapter. </w:t>
+            </w:r>
+            <w:r>
+              <w:rPr>
+                <w:rFonts w:ascii="Calibri" w:cs="Calibri" w:eastAsia="Calibri" w:hAnsi="Calibri"/>
+                <w:b/>
+                <w:bCs/>
+                <w:sz w:val="20"/>
+                <w:szCs w:val="20"/>
+              </w:rPr>
+              <w:t xml:space="preserve">Later:</w:t>
+            </w:r>
+            <w:r>
+              <w:rPr>
+                <w:rFonts w:ascii="Calibri" w:cs="Calibri" w:eastAsia="Calibri" w:hAnsi="Calibri"/>
+                <w:sz w:val="20"/>
+                <w:szCs w:val="20"/>
+              </w:rPr>
+              <w:t xml:space="preserve"> Oracle targets, Informatica ETL to Redshift/Oracle.</w:t>
             </w:r>
           </w:p>
         </w:tc>
@@ -11149,7 +12406,7 @@
         <w:rPr>
           <w:rFonts w:ascii="Calibri" w:cs="Calibri" w:eastAsia="Calibri" w:hAnsi="Calibri"/>
         </w:rPr>
-        <w:t xml:space="preserve">15. Quick reference</w:t>
+        <w:t xml:space="preserve">16. Quick reference</w:t>
       </w:r>
     </w:p>
     <w:tbl>
@@ -11958,6 +13215,215 @@
                 <w:szCs w:val="20"/>
               </w:rPr>
               <w:t xml:space="preserve">/informatica-etl-conversion source/informatica/wf_x.xml</w:t>
+            </w:r>
+          </w:p>
+        </w:tc>
+      </w:tr>
+      <w:tr>
+        <w:trPr>
+          <w:tblHeader w:val="false"/>
+        </w:trPr>
+        <w:tc>
+          <w:tcPr>
+            <w:tcW w:type="dxa" w:w="4600"/>
+            <w:tcBorders>
+              <w:top w:val="single" w:color="BFC7D5" w:sz="4"/>
+              <w:left w:val="single" w:color="BFC7D5" w:sz="4"/>
+              <w:bottom w:val="single" w:color="BFC7D5" w:sz="4"/>
+              <w:right w:val="single" w:color="BFC7D5" w:sz="4"/>
+            </w:tcBorders>
+            <w:tcMar>
+              <w:top w:type="dxa" w:w="60"/>
+              <w:left w:type="dxa" w:w="100"/>
+              <w:bottom w:type="dxa" w:w="60"/>
+              <w:right w:type="dxa" w:w="100"/>
+            </w:tcMar>
+          </w:tcPr>
+          <w:p>
+            <w:r>
+              <w:rPr>
+                <w:rFonts w:ascii="Calibri" w:cs="Calibri" w:eastAsia="Calibri" w:hAnsi="Calibri"/>
+                <w:sz w:val="20"/>
+                <w:szCs w:val="20"/>
+              </w:rPr>
+              <w:t xml:space="preserve">Assess and route objects (in chat)</w:t>
+            </w:r>
+          </w:p>
+        </w:tc>
+        <w:tc>
+          <w:tcPr>
+            <w:tcW w:type="dxa" w:w="4426"/>
+            <w:tcBorders>
+              <w:top w:val="single" w:color="BFC7D5" w:sz="4"/>
+              <w:left w:val="single" w:color="BFC7D5" w:sz="4"/>
+              <w:bottom w:val="single" w:color="BFC7D5" w:sz="4"/>
+              <w:right w:val="single" w:color="BFC7D5" w:sz="4"/>
+            </w:tcBorders>
+            <w:tcMar>
+              <w:top w:type="dxa" w:w="60"/>
+              <w:left w:type="dxa" w:w="100"/>
+              <w:bottom w:type="dxa" w:w="60"/>
+              <w:right w:type="dxa" w:w="100"/>
+            </w:tcMar>
+          </w:tcPr>
+          <w:p>
+            <w:r>
+              <w:rPr>
+                <w:rFonts w:ascii="Consolas" w:cs="Consolas" w:eastAsia="Consolas" w:hAnsi="Consolas"/>
+                <w:sz w:val="20"/>
+                <w:szCs w:val="20"/>
+              </w:rPr>
+              <w:t xml:space="preserve">/migration-assessment assess source/ for a BI migration</w:t>
+            </w:r>
+          </w:p>
+        </w:tc>
+      </w:tr>
+      <w:tr>
+        <w:trPr>
+          <w:tblHeader w:val="false"/>
+        </w:trPr>
+        <w:tc>
+          <w:tcPr>
+            <w:tcW w:type="dxa" w:w="4600"/>
+            <w:tcBorders>
+              <w:top w:val="single" w:color="BFC7D5" w:sz="4"/>
+              <w:left w:val="single" w:color="BFC7D5" w:sz="4"/>
+              <w:bottom w:val="single" w:color="BFC7D5" w:sz="4"/>
+              <w:right w:val="single" w:color="BFC7D5" w:sz="4"/>
+            </w:tcBorders>
+            <w:tcMar>
+              <w:top w:type="dxa" w:w="60"/>
+              <w:left w:type="dxa" w:w="100"/>
+              <w:bottom w:type="dxa" w:w="60"/>
+              <w:right w:type="dxa" w:w="100"/>
+            </w:tcMar>
+          </w:tcPr>
+          <w:p>
+            <w:r>
+              <w:rPr>
+                <w:rFonts w:ascii="Calibri" w:cs="Calibri" w:eastAsia="Calibri" w:hAnsi="Calibri"/>
+                <w:sz w:val="20"/>
+                <w:szCs w:val="20"/>
+              </w:rPr>
+              <w:t xml:space="preserve">Convert to Redshift / Iceberg (in chat)</w:t>
+            </w:r>
+          </w:p>
+        </w:tc>
+        <w:tc>
+          <w:tcPr>
+            <w:tcW w:type="dxa" w:w="4426"/>
+            <w:tcBorders>
+              <w:top w:val="single" w:color="BFC7D5" w:sz="4"/>
+              <w:left w:val="single" w:color="BFC7D5" w:sz="4"/>
+              <w:bottom w:val="single" w:color="BFC7D5" w:sz="4"/>
+              <w:right w:val="single" w:color="BFC7D5" w:sz="4"/>
+            </w:tcBorders>
+            <w:tcMar>
+              <w:top w:type="dxa" w:w="60"/>
+              <w:left w:type="dxa" w:w="100"/>
+              <w:bottom w:type="dxa" w:w="60"/>
+              <w:right w:type="dxa" w:w="100"/>
+            </w:tcMar>
+          </w:tcPr>
+          <w:p>
+            <w:r>
+              <w:rPr>
+                <w:rFonts w:ascii="Consolas" w:cs="Consolas" w:eastAsia="Consolas" w:hAnsi="Consolas"/>
+                <w:sz w:val="20"/>
+                <w:szCs w:val="20"/>
+              </w:rPr>
+              <w:t xml:space="preserve">/sql-conversion-redshift source/schema/x.sql</w:t>
+            </w:r>
+            <w:r>
+              <w:rPr>
+                <w:rFonts w:ascii="Calibri" w:cs="Calibri" w:eastAsia="Calibri" w:hAnsi="Calibri"/>
+                <w:sz w:val="20"/>
+                <w:szCs w:val="20"/>
+              </w:rPr>
+              <w:t xml:space="preserve">  ·  </w:t>
+            </w:r>
+            <w:r>
+              <w:rPr>
+                <w:rFonts w:ascii="Consolas" w:cs="Consolas" w:eastAsia="Consolas" w:hAnsi="Consolas"/>
+                <w:sz w:val="20"/>
+                <w:szCs w:val="20"/>
+              </w:rPr>
+              <w:t xml:space="preserve">/sql-conversion-iceberg source/schema/x.sql</w:t>
+            </w:r>
+          </w:p>
+        </w:tc>
+      </w:tr>
+      <w:tr>
+        <w:trPr>
+          <w:tblHeader w:val="false"/>
+        </w:trPr>
+        <w:tc>
+          <w:tcPr>
+            <w:tcW w:type="dxa" w:w="4600"/>
+            <w:tcBorders>
+              <w:top w:val="single" w:color="BFC7D5" w:sz="4"/>
+              <w:left w:val="single" w:color="BFC7D5" w:sz="4"/>
+              <w:bottom w:val="single" w:color="BFC7D5" w:sz="4"/>
+              <w:right w:val="single" w:color="BFC7D5" w:sz="4"/>
+            </w:tcBorders>
+            <w:tcMar>
+              <w:top w:type="dxa" w:w="60"/>
+              <w:left w:type="dxa" w:w="100"/>
+              <w:bottom w:type="dxa" w:w="60"/>
+              <w:right w:type="dxa" w:w="100"/>
+            </w:tcMar>
+          </w:tcPr>
+          <w:p>
+            <w:r>
+              <w:rPr>
+                <w:rFonts w:ascii="Calibri" w:cs="Calibri" w:eastAsia="Calibri" w:hAnsi="Calibri"/>
+                <w:sz w:val="20"/>
+                <w:szCs w:val="20"/>
+              </w:rPr>
+              <w:t xml:space="preserve">Compare schemas / apply a change template (in chat)</w:t>
+            </w:r>
+          </w:p>
+        </w:tc>
+        <w:tc>
+          <w:tcPr>
+            <w:tcW w:type="dxa" w:w="4426"/>
+            <w:tcBorders>
+              <w:top w:val="single" w:color="BFC7D5" w:sz="4"/>
+              <w:left w:val="single" w:color="BFC7D5" w:sz="4"/>
+              <w:bottom w:val="single" w:color="BFC7D5" w:sz="4"/>
+              <w:right w:val="single" w:color="BFC7D5" w:sz="4"/>
+            </w:tcBorders>
+            <w:tcMar>
+              <w:top w:type="dxa" w:w="60"/>
+              <w:left w:type="dxa" w:w="100"/>
+              <w:bottom w:type="dxa" w:w="60"/>
+              <w:right w:type="dxa" w:w="100"/>
+            </w:tcMar>
+          </w:tcPr>
+          <w:p>
+            <w:r>
+              <w:rPr>
+                <w:rFonts w:ascii="Consolas" w:cs="Consolas" w:eastAsia="Consolas" w:hAnsi="Consolas"/>
+                <w:sz w:val="20"/>
+                <w:szCs w:val="20"/>
+              </w:rPr>
+              <w:t xml:space="preserve">/schema-conformance compare source/schema with generated/schema.sql</w:t>
+            </w:r>
+            <w:r>
+              <w:rPr>
+                <w:rFonts w:ascii="Calibri" w:cs="Calibri" w:eastAsia="Calibri" w:hAnsi="Calibri"/>
+                <w:sz w:val="20"/>
+                <w:szCs w:val="20"/>
+              </w:rPr>
+              <w:t xml:space="preserve">  ·  </w:t>
+            </w:r>
+            <w:r>
+              <w:rPr>
+                <w:rFonts w:ascii="Consolas" w:cs="Consolas" w:eastAsia="Consolas" w:hAnsi="Consolas"/>
+                <w:sz w:val="20"/>
+                <w:szCs w:val="20"/>
+              </w:rPr>
+              <w:t xml:space="preserve">/schema-change-propagation metadata/changes/x.csv</w:t>
             </w:r>
           </w:p>
         </w:tc>

--- a/docs/SQL_Migration_User_Guide.docx
+++ b/docs/SQL_Migration_User_Guide.docx
@@ -46,7 +46,7 @@
           <w:sz w:val="20"/>
           <w:szCs w:val="20"/>
         </w:rPr>
-        <w:t xml:space="preserve">eight skills · targets: Aurora PostgreSQL · Amazon Redshift · Iceberg on S3 · sql-migration-agent · September 2026</w:t>
+        <w:t xml:space="preserve">eight skills · targets: Aurora PostgreSQL · Amazon Redshift · Iceberg on S3 · two agents (conversion, reporting) · September 2026</w:t>
       </w:r>
     </w:p>
     <w:p>
@@ -388,31 +388,47 @@
           <w:sz w:val="22"/>
           <w:szCs w:val="22"/>
         </w:rPr>
-        <w:t xml:space="preserve">The agent</w:t>
-      </w:r>
-      <w:r>
-        <w:rPr>
-          <w:rFonts w:ascii="Calibri" w:cs="Calibri" w:eastAsia="Calibri" w:hAnsi="Calibri"/>
-          <w:sz w:val="22"/>
-          <w:szCs w:val="22"/>
-        </w:rPr>
-        <w:t xml:space="preserve"> asks a few intake questions (consumer, approved target, contract, metadata, security, test target), picks the skill and runs the job with safe permissions (</w:t>
-      </w:r>
-      <w:r>
-        <w:rPr>
-          <w:rFonts w:ascii="Consolas" w:cs="Consolas" w:eastAsia="Consolas" w:hAnsi="Consolas"/>
-          <w:sz w:val="20"/>
-          <w:szCs w:val="20"/>
-        </w:rPr>
-        <w:t xml:space="preserve">.kiro/agents/sql-migration-agent.json</w:t>
-      </w:r>
-      <w:r>
-        <w:rPr>
-          <w:rFonts w:ascii="Calibri" w:cs="Calibri" w:eastAsia="Calibri" w:hAnsi="Calibri"/>
-          <w:sz w:val="22"/>
-          <w:szCs w:val="22"/>
-        </w:rPr>
-        <w:t xml:space="preserve">; prompts in </w:t>
+        <w:t xml:space="preserve">Two agents</w:t>
+      </w:r>
+      <w:r>
+        <w:rPr>
+          <w:rFonts w:ascii="Calibri" w:cs="Calibri" w:eastAsia="Calibri" w:hAnsi="Calibri"/>
+          <w:sz w:val="22"/>
+          <w:szCs w:val="22"/>
+        </w:rPr>
+        <w:t xml:space="preserve"> run the jobs with safe permissions: </w:t>
+      </w:r>
+      <w:r>
+        <w:rPr>
+          <w:rFonts w:ascii="Consolas" w:cs="Consolas" w:eastAsia="Consolas" w:hAnsi="Consolas"/>
+          <w:sz w:val="20"/>
+          <w:szCs w:val="20"/>
+        </w:rPr>
+        <w:t xml:space="preserve">sql-migration-agent</w:t>
+      </w:r>
+      <w:r>
+        <w:rPr>
+          <w:rFonts w:ascii="Calibri" w:cs="Calibri" w:eastAsia="Calibri" w:hAnsi="Calibri"/>
+          <w:sz w:val="22"/>
+          <w:szCs w:val="22"/>
+        </w:rPr>
+        <w:t xml:space="preserve"> (the conversion assistant — asks the intake questions, picks the skill, converts, checks, packages) and </w:t>
+      </w:r>
+      <w:r>
+        <w:rPr>
+          <w:rFonts w:ascii="Consolas" w:cs="Consolas" w:eastAsia="Consolas" w:hAnsi="Consolas"/>
+          <w:sz w:val="20"/>
+          <w:szCs w:val="20"/>
+        </w:rPr>
+        <w:t xml:space="preserve">sql-reporting-agent</w:t>
+      </w:r>
+      <w:r>
+        <w:rPr>
+          <w:rFonts w:ascii="Calibri" w:cs="Calibri" w:eastAsia="Calibri" w:hAnsi="Calibri"/>
+          <w:sz w:val="22"/>
+          <w:szCs w:val="22"/>
+        </w:rPr>
+        <w:t xml:space="preserve"> (the reporting SQL assistant for PostgreSQL, Redshift, Athena and Spark). Prompts: </w:t>
       </w:r>
       <w:r>
         <w:rPr>
@@ -428,7 +444,23 @@
           <w:sz w:val="22"/>
           <w:szCs w:val="22"/>
         </w:rPr>
-        <w:t xml:space="preserve">).</w:t>
+        <w:t xml:space="preserve">; catalog: </w:t>
+      </w:r>
+      <w:r>
+        <w:rPr>
+          <w:rFonts w:ascii="Consolas" w:cs="Consolas" w:eastAsia="Consolas" w:hAnsi="Consolas"/>
+          <w:sz w:val="20"/>
+          <w:szCs w:val="20"/>
+        </w:rPr>
+        <w:t xml:space="preserve">.kiro/agents/AGENTS.md</w:t>
+      </w:r>
+      <w:r>
+        <w:rPr>
+          <w:rFonts w:ascii="Calibri" w:cs="Calibri" w:eastAsia="Calibri" w:hAnsi="Calibri"/>
+          <w:sz w:val="22"/>
+          <w:szCs w:val="22"/>
+        </w:rPr>
+        <w:t xml:space="preserve">.</w:t>
       </w:r>
     </w:p>
     <w:p>
@@ -4032,6 +4064,133 @@
           <w:sz w:val="22"/>
           <w:szCs w:val="22"/>
         </w:rPr>
+        <w:t xml:space="preserve">Reports on </w:t>
+      </w:r>
+      <w:r>
+        <w:rPr>
+          <w:rFonts w:ascii="Calibri" w:cs="Calibri" w:eastAsia="Calibri" w:hAnsi="Calibri"/>
+          <w:b/>
+          <w:bCs/>
+          <w:sz w:val="22"/>
+          <w:szCs w:val="22"/>
+        </w:rPr>
+        <w:t xml:space="preserve">Redshift, Athena or Spark</w:t>
+      </w:r>
+      <w:r>
+        <w:rPr>
+          <w:rFonts w:ascii="Calibri" w:cs="Calibri" w:eastAsia="Calibri" w:hAnsi="Calibri"/>
+          <w:sz w:val="22"/>
+          <w:szCs w:val="22"/>
+        </w:rPr>
+        <w:t xml:space="preserve">: say the target ("… on Redshift"). The same rules apply; the dialect catalog (</w:t>
+      </w:r>
+      <w:r>
+        <w:rPr>
+          <w:rFonts w:ascii="Consolas" w:cs="Consolas" w:eastAsia="Consolas" w:hAnsi="Consolas"/>
+          <w:sz w:val="20"/>
+          <w:szCs w:val="20"/>
+        </w:rPr>
+        <w:t xml:space="preserve">references/dialects.md</w:t>
+      </w:r>
+      <w:r>
+        <w:rPr>
+          <w:rFonts w:ascii="Calibri" w:cs="Calibri" w:eastAsia="Calibri" w:hAnsi="Calibri"/>
+          <w:sz w:val="22"/>
+          <w:szCs w:val="22"/>
+        </w:rPr>
+        <w:t xml:space="preserve">, RD-01…18) gives the spelling per engine and </w:t>
+      </w:r>
+      <w:r>
+        <w:rPr>
+          <w:rFonts w:ascii="Consolas" w:cs="Consolas" w:eastAsia="Consolas" w:hAnsi="Consolas"/>
+          <w:sz w:val="20"/>
+          <w:szCs w:val="20"/>
+        </w:rPr>
+        <w:t xml:space="preserve">report_tool.py check --target redshift|athena|spark</w:t>
+      </w:r>
+      <w:r>
+        <w:rPr>
+          <w:rFonts w:ascii="Calibri" w:cs="Calibri" w:eastAsia="Calibri" w:hAnsi="Calibri"/>
+          <w:sz w:val="22"/>
+          <w:szCs w:val="22"/>
+        </w:rPr>
+        <w:t xml:space="preserve"> verifies it. Worked examples: </w:t>
+      </w:r>
+      <w:r>
+        <w:rPr>
+          <w:rFonts w:ascii="Consolas" w:cs="Consolas" w:eastAsia="Consolas" w:hAnsi="Consolas"/>
+          <w:sz w:val="20"/>
+          <w:szCs w:val="20"/>
+        </w:rPr>
+        <w:t xml:space="preserve">references/examples/redshift</w:t>
+      </w:r>
+      <w:r>
+        <w:rPr>
+          <w:rFonts w:ascii="Calibri" w:cs="Calibri" w:eastAsia="Calibri" w:hAnsi="Calibri"/>
+          <w:sz w:val="22"/>
+          <w:szCs w:val="22"/>
+        </w:rPr>
+        <w:t xml:space="preserve">, </w:t>
+      </w:r>
+      <w:r>
+        <w:rPr>
+          <w:rFonts w:ascii="Consolas" w:cs="Consolas" w:eastAsia="Consolas" w:hAnsi="Consolas"/>
+          <w:sz w:val="20"/>
+          <w:szCs w:val="20"/>
+        </w:rPr>
+        <w:t xml:space="preserve">athena</w:t>
+      </w:r>
+      <w:r>
+        <w:rPr>
+          <w:rFonts w:ascii="Calibri" w:cs="Calibri" w:eastAsia="Calibri" w:hAnsi="Calibri"/>
+          <w:sz w:val="22"/>
+          <w:szCs w:val="22"/>
+        </w:rPr>
+        <w:t xml:space="preserve">, </w:t>
+      </w:r>
+      <w:r>
+        <w:rPr>
+          <w:rFonts w:ascii="Consolas" w:cs="Consolas" w:eastAsia="Consolas" w:hAnsi="Consolas"/>
+          <w:sz w:val="20"/>
+          <w:szCs w:val="20"/>
+        </w:rPr>
+        <w:t xml:space="preserve">spark</w:t>
+      </w:r>
+      <w:r>
+        <w:rPr>
+          <w:rFonts w:ascii="Calibri" w:cs="Calibri" w:eastAsia="Calibri" w:hAnsi="Calibri"/>
+          <w:sz w:val="22"/>
+          <w:szCs w:val="22"/>
+        </w:rPr>
+        <w:t xml:space="preserve">. Use the dedicated agent: </w:t>
+      </w:r>
+      <w:r>
+        <w:rPr>
+          <w:rFonts w:ascii="Consolas" w:cs="Consolas" w:eastAsia="Consolas" w:hAnsi="Consolas"/>
+          <w:sz w:val="20"/>
+          <w:szCs w:val="20"/>
+        </w:rPr>
+        <w:t xml:space="preserve">kiro-cli chat --agent sql-reporting-agent</w:t>
+      </w:r>
+      <w:r>
+        <w:rPr>
+          <w:rFonts w:ascii="Calibri" w:cs="Calibri" w:eastAsia="Calibri" w:hAnsi="Calibri"/>
+          <w:sz w:val="22"/>
+          <w:szCs w:val="22"/>
+        </w:rPr>
+        <w:t xml:space="preserve">.</w:t>
+      </w:r>
+    </w:p>
+    <w:p>
+      <w:pPr>
+        <w:spacing w:after="120" w:line="276"/>
+      </w:pPr>
+      <w:r>
+        <w:rPr>
+          <w:rFonts w:ascii="Calibri" w:cs="Calibri" w:eastAsia="Calibri" w:hAnsi="Calibri"/>
+          <w:sz w:val="22"/>
+          <w:szCs w:val="22"/>
+        </w:rPr>
         <w:t xml:space="preserve">Full guide for analysts: </w:t>
       </w:r>
       <w:r>
@@ -4760,6 +4919,83 @@
           <w:sz w:val="22"/>
           <w:szCs w:val="22"/>
         </w:rPr>
+        <w:t xml:space="preserve">Targets other than PostgreSQL: </w:t>
+      </w:r>
+      <w:r>
+        <w:rPr>
+          <w:rFonts w:ascii="Consolas" w:cs="Consolas" w:eastAsia="Consolas" w:hAnsi="Consolas"/>
+          <w:sz w:val="20"/>
+          <w:szCs w:val="20"/>
+        </w:rPr>
+        <w:t xml:space="preserve">check --target redshift</w:t>
+      </w:r>
+      <w:r>
+        <w:rPr>
+          <w:rFonts w:ascii="Calibri" w:cs="Calibri" w:eastAsia="Calibri" w:hAnsi="Calibri"/>
+          <w:sz w:val="22"/>
+          <w:szCs w:val="22"/>
+        </w:rPr>
+        <w:t xml:space="preserve"> or </w:t>
+      </w:r>
+      <w:r>
+        <w:rPr>
+          <w:rFonts w:ascii="Consolas" w:cs="Consolas" w:eastAsia="Consolas" w:hAnsi="Consolas"/>
+          <w:sz w:val="20"/>
+          <w:szCs w:val="20"/>
+        </w:rPr>
+        <w:t xml:space="preserve">--target iceberg</w:t>
+      </w:r>
+      <w:r>
+        <w:rPr>
+          <w:rFonts w:ascii="Calibri" w:cs="Calibri" w:eastAsia="Calibri" w:hAnsi="Calibri"/>
+          <w:sz w:val="22"/>
+          <w:szCs w:val="22"/>
+        </w:rPr>
+        <w:t xml:space="preserve"> applies the Redshift or Spark rules to every SQL fragment, and </w:t>
+      </w:r>
+      <w:r>
+        <w:rPr>
+          <w:rFonts w:ascii="Consolas" w:cs="Consolas" w:eastAsia="Consolas" w:hAnsi="Consolas"/>
+          <w:sz w:val="20"/>
+          <w:szCs w:val="20"/>
+        </w:rPr>
+        <w:t xml:space="preserve">inject --map params/redshift_map.json</w:t>
+      </w:r>
+      <w:r>
+        <w:rPr>
+          <w:rFonts w:ascii="Calibri" w:cs="Calibri" w:eastAsia="Calibri" w:hAnsi="Calibri"/>
+          <w:sz w:val="22"/>
+          <w:szCs w:val="22"/>
+        </w:rPr>
+        <w:t xml:space="preserve"> (or </w:t>
+      </w:r>
+      <w:r>
+        <w:rPr>
+          <w:rFonts w:ascii="Consolas" w:cs="Consolas" w:eastAsia="Consolas" w:hAnsi="Consolas"/>
+          <w:sz w:val="20"/>
+          <w:szCs w:val="20"/>
+        </w:rPr>
+        <w:t xml:space="preserve">iceberg_map.json</w:t>
+      </w:r>
+      <w:r>
+        <w:rPr>
+          <w:rFonts w:ascii="Calibri" w:cs="Calibri" w:eastAsia="Calibri" w:hAnsi="Calibri"/>
+          <w:sz w:val="22"/>
+          <w:szCs w:val="22"/>
+        </w:rPr>
+        <w:t xml:space="preserve">) sets the connection types, owners and datatypes. For the Iceberg lake PowerCenter lands files on S3 and the Glue job from the Iceberg skill loads the table — PowerCenter does not write Iceberg tables directly.</w:t>
+      </w:r>
+    </w:p>
+    <w:p>
+      <w:pPr>
+        <w:spacing w:after="120" w:line="276"/>
+      </w:pPr>
+      <w:r>
+        <w:rPr>
+          <w:rFonts w:ascii="Calibri" w:cs="Calibri" w:eastAsia="Calibri" w:hAnsi="Calibri"/>
+          <w:sz w:val="22"/>
+          <w:szCs w:val="22"/>
+        </w:rPr>
         <w:t xml:space="preserve">Test the skill: </w:t>
       </w:r>
       <w:r>
@@ -4776,7 +5012,7 @@
           <w:sz w:val="22"/>
           <w:szCs w:val="22"/>
         </w:rPr>
-        <w:t xml:space="preserve"> (5 example mappings — one in real export format with a full SQL Server job — and 44 corner cases, including security and audit).</w:t>
+        <w:t xml:space="preserve"> (5 example mappings — one in real export format with a full SQL Server job — and 46 corner cases, including security, audit and the Redshift/Iceberg targets).</w:t>
       </w:r>
     </w:p>
     <w:p>
@@ -8216,6 +8452,22 @@
                 <w:sz w:val="20"/>
                 <w:szCs w:val="20"/>
               </w:rPr>
+              <w:t xml:space="preserve">/migration-assessment</w:t>
+            </w:r>
+            <w:r>
+              <w:rPr>
+                <w:rFonts w:ascii="Calibri" w:cs="Calibri" w:eastAsia="Calibri" w:hAnsi="Calibri"/>
+                <w:sz w:val="20"/>
+                <w:szCs w:val="20"/>
+              </w:rPr>
+              <w:t xml:space="preserve">, </w:t>
+            </w:r>
+            <w:r>
+              <w:rPr>
+                <w:rFonts w:ascii="Consolas" w:cs="Consolas" w:eastAsia="Consolas" w:hAnsi="Consolas"/>
+                <w:sz w:val="20"/>
+                <w:szCs w:val="20"/>
+              </w:rPr>
               <w:t xml:space="preserve">/sql-conversion</w:t>
             </w:r>
             <w:r>
@@ -8232,6 +8484,38 @@
                 <w:sz w:val="20"/>
                 <w:szCs w:val="20"/>
               </w:rPr>
+              <w:t xml:space="preserve">/sql-conversion-redshift</w:t>
+            </w:r>
+            <w:r>
+              <w:rPr>
+                <w:rFonts w:ascii="Calibri" w:cs="Calibri" w:eastAsia="Calibri" w:hAnsi="Calibri"/>
+                <w:sz w:val="20"/>
+                <w:szCs w:val="20"/>
+              </w:rPr>
+              <w:t xml:space="preserve">, </w:t>
+            </w:r>
+            <w:r>
+              <w:rPr>
+                <w:rFonts w:ascii="Consolas" w:cs="Consolas" w:eastAsia="Consolas" w:hAnsi="Consolas"/>
+                <w:sz w:val="20"/>
+                <w:szCs w:val="20"/>
+              </w:rPr>
+              <w:t xml:space="preserve">/sql-conversion-iceberg</w:t>
+            </w:r>
+            <w:r>
+              <w:rPr>
+                <w:rFonts w:ascii="Calibri" w:cs="Calibri" w:eastAsia="Calibri" w:hAnsi="Calibri"/>
+                <w:sz w:val="20"/>
+                <w:szCs w:val="20"/>
+              </w:rPr>
+              <w:t xml:space="preserve">, </w:t>
+            </w:r>
+            <w:r>
+              <w:rPr>
+                <w:rFonts w:ascii="Consolas" w:cs="Consolas" w:eastAsia="Consolas" w:hAnsi="Consolas"/>
+                <w:sz w:val="20"/>
+                <w:szCs w:val="20"/>
+              </w:rPr>
               <w:t xml:space="preserve">/sql-reporting</w:t>
             </w:r>
             <w:r>
@@ -8249,6 +8533,38 @@
                 <w:szCs w:val="20"/>
               </w:rPr>
               <w:t xml:space="preserve">/informatica-etl-conversion</w:t>
+            </w:r>
+            <w:r>
+              <w:rPr>
+                <w:rFonts w:ascii="Calibri" w:cs="Calibri" w:eastAsia="Calibri" w:hAnsi="Calibri"/>
+                <w:sz w:val="20"/>
+                <w:szCs w:val="20"/>
+              </w:rPr>
+              <w:t xml:space="preserve">, </w:t>
+            </w:r>
+            <w:r>
+              <w:rPr>
+                <w:rFonts w:ascii="Consolas" w:cs="Consolas" w:eastAsia="Consolas" w:hAnsi="Consolas"/>
+                <w:sz w:val="20"/>
+                <w:szCs w:val="20"/>
+              </w:rPr>
+              <w:t xml:space="preserve">/schema-conformance</w:t>
+            </w:r>
+            <w:r>
+              <w:rPr>
+                <w:rFonts w:ascii="Calibri" w:cs="Calibri" w:eastAsia="Calibri" w:hAnsi="Calibri"/>
+                <w:sz w:val="20"/>
+                <w:szCs w:val="20"/>
+              </w:rPr>
+              <w:t xml:space="preserve">, </w:t>
+            </w:r>
+            <w:r>
+              <w:rPr>
+                <w:rFonts w:ascii="Consolas" w:cs="Consolas" w:eastAsia="Consolas" w:hAnsi="Consolas"/>
+                <w:sz w:val="20"/>
+                <w:szCs w:val="20"/>
+              </w:rPr>
+              <w:t xml:space="preserve">/schema-change-propagation</w:t>
             </w:r>
           </w:p>
         </w:tc>
@@ -8406,7 +8722,7 @@
                 <w:sz w:val="20"/>
                 <w:szCs w:val="20"/>
               </w:rPr>
-              <w:t xml:space="preserve">Test all three skills (examples, corner cases, coverage)</w:t>
+              <w:t xml:space="preserve">Test all eight skills, hooks, agents and the MCP placeholder</w:t>
             </w:r>
           </w:p>
         </w:tc>
@@ -8734,15 +9050,63 @@
                 <w:sz w:val="20"/>
                 <w:szCs w:val="20"/>
               </w:rPr>
-              <w:t xml:space="preserve">sql-migration-agent  Workspace</w:t>
-            </w:r>
-            <w:r>
-              <w:rPr>
-                <w:rFonts w:ascii="Calibri" w:cs="Calibri" w:eastAsia="Calibri" w:hAnsi="Calibri"/>
-                <w:sz w:val="20"/>
-                <w:szCs w:val="20"/>
-              </w:rPr>
-              <w:t xml:space="preserve">)</w:t>
+              <w:t xml:space="preserve">sql-migration-agent</w:t>
+            </w:r>
+            <w:r>
+              <w:rPr>
+                <w:rFonts w:ascii="Calibri" w:cs="Calibri" w:eastAsia="Calibri" w:hAnsi="Calibri"/>
+                <w:sz w:val="20"/>
+                <w:szCs w:val="20"/>
+              </w:rPr>
+              <w:t xml:space="preserve"> and </w:t>
+            </w:r>
+            <w:r>
+              <w:rPr>
+                <w:rFonts w:ascii="Consolas" w:cs="Consolas" w:eastAsia="Consolas" w:hAnsi="Consolas"/>
+                <w:sz w:val="20"/>
+                <w:szCs w:val="20"/>
+              </w:rPr>
+              <w:t xml:space="preserve">sql-reporting-agent</w:t>
+            </w:r>
+            <w:r>
+              <w:rPr>
+                <w:rFonts w:ascii="Calibri" w:cs="Calibri" w:eastAsia="Calibri" w:hAnsi="Calibri"/>
+                <w:sz w:val="20"/>
+                <w:szCs w:val="20"/>
+              </w:rPr>
+              <w:t xml:space="preserve"> as </w:t>
+            </w:r>
+            <w:r>
+              <w:rPr>
+                <w:rFonts w:ascii="Consolas" w:cs="Consolas" w:eastAsia="Consolas" w:hAnsi="Consolas"/>
+                <w:sz w:val="20"/>
+                <w:szCs w:val="20"/>
+              </w:rPr>
+              <w:t xml:space="preserve">Workspace</w:t>
+            </w:r>
+            <w:r>
+              <w:rPr>
+                <w:rFonts w:ascii="Calibri" w:cs="Calibri" w:eastAsia="Calibri" w:hAnsi="Calibri"/>
+                <w:sz w:val="20"/>
+                <w:szCs w:val="20"/>
+              </w:rPr>
+              <w:t xml:space="preserve">, plus their </w:t>
+            </w:r>
+            <w:r>
+              <w:rPr>
+                <w:rFonts w:ascii="Consolas" w:cs="Consolas" w:eastAsia="Consolas" w:hAnsi="Consolas"/>
+                <w:sz w:val="20"/>
+                <w:szCs w:val="20"/>
+              </w:rPr>
+              <w:t xml:space="preserve">-windows</w:t>
+            </w:r>
+            <w:r>
+              <w:rPr>
+                <w:rFonts w:ascii="Calibri" w:cs="Calibri" w:eastAsia="Calibri" w:hAnsi="Calibri"/>
+                <w:sz w:val="20"/>
+                <w:szCs w:val="20"/>
+              </w:rPr>
+              <w:t xml:space="preserve"> twins)</w:t>
             </w:r>
           </w:p>
         </w:tc>
@@ -8774,7 +9138,7 @@
                 <w:sz w:val="20"/>
                 <w:szCs w:val="20"/>
               </w:rPr>
-              <w:t xml:space="preserve">Check the agent file</w:t>
+              <w:t xml:space="preserve">Check the agent files</w:t>
             </w:r>
           </w:p>
         </w:tc>
@@ -8801,7 +9165,55 @@
                 <w:sz w:val="20"/>
                 <w:szCs w:val="20"/>
               </w:rPr>
-              <w:t xml:space="preserve">kiro-cli agent validate --path .kiro/agents/sql-migration-agent.json</w:t>
+              <w:t xml:space="preserve">bash supporting-files/verify_agents.sh</w:t>
+            </w:r>
+            <w:r>
+              <w:rPr>
+                <w:rFonts w:ascii="Calibri" w:cs="Calibri" w:eastAsia="Calibri" w:hAnsi="Calibri"/>
+                <w:sz w:val="20"/>
+                <w:szCs w:val="20"/>
+              </w:rPr>
+              <w:t xml:space="preserve"> — structural tests + </w:t>
+            </w:r>
+            <w:r>
+              <w:rPr>
+                <w:rFonts w:ascii="Consolas" w:cs="Consolas" w:eastAsia="Consolas" w:hAnsi="Consolas"/>
+                <w:sz w:val="20"/>
+                <w:szCs w:val="20"/>
+              </w:rPr>
+              <w:t xml:space="preserve">kiro-cli agent validate</w:t>
+            </w:r>
+            <w:r>
+              <w:rPr>
+                <w:rFonts w:ascii="Calibri" w:cs="Calibri" w:eastAsia="Calibri" w:hAnsi="Calibri"/>
+                <w:sz w:val="20"/>
+                <w:szCs w:val="20"/>
+              </w:rPr>
+              <w:t xml:space="preserve"> for all four files (</w:t>
+            </w:r>
+            <w:r>
+              <w:rPr>
+                <w:rFonts w:ascii="Consolas" w:cs="Consolas" w:eastAsia="Consolas" w:hAnsi="Consolas"/>
+                <w:sz w:val="20"/>
+                <w:szCs w:val="20"/>
+              </w:rPr>
+              <w:t xml:space="preserve">--smoke</w:t>
+            </w:r>
+            <w:r>
+              <w:rPr>
+                <w:rFonts w:ascii="Calibri" w:cs="Calibri" w:eastAsia="Calibri" w:hAnsi="Calibri"/>
+                <w:sz w:val="20"/>
+                <w:szCs w:val="20"/>
+              </w:rPr>
+              <w:t xml:space="preserve"> adds one read-only prompt per agent); or </w:t>
+            </w:r>
+            <w:r>
+              <w:rPr>
+                <w:rFonts w:ascii="Consolas" w:cs="Consolas" w:eastAsia="Consolas" w:hAnsi="Consolas"/>
+                <w:sz w:val="20"/>
+                <w:szCs w:val="20"/>
+              </w:rPr>
+              <w:t xml:space="preserve">kiro-cli agent validate --path .kiro/agents/&lt;agent&gt;.json</w:t>
             </w:r>
             <w:r>
               <w:rPr>
@@ -8841,7 +9253,7 @@
                 <w:sz w:val="20"/>
                 <w:szCs w:val="20"/>
               </w:rPr>
-              <w:t xml:space="preserve">Start chat with the agent</w:t>
+              <w:t xml:space="preserve">Start the conversion assistant</w:t>
             </w:r>
           </w:p>
         </w:tc>
@@ -8869,6 +9281,113 @@
                 <w:szCs w:val="20"/>
               </w:rPr>
               <w:t xml:space="preserve">kiro-cli chat --agent sql-migration-agent</w:t>
+            </w:r>
+            <w:r>
+              <w:rPr>
+                <w:rFonts w:ascii="Calibri" w:cs="Calibri" w:eastAsia="Calibri" w:hAnsi="Calibri"/>
+                <w:sz w:val="20"/>
+                <w:szCs w:val="20"/>
+              </w:rPr>
+              <w:t xml:space="preserve"> (Windows: </w:t>
+            </w:r>
+            <w:r>
+              <w:rPr>
+                <w:rFonts w:ascii="Consolas" w:cs="Consolas" w:eastAsia="Consolas" w:hAnsi="Consolas"/>
+                <w:sz w:val="20"/>
+                <w:szCs w:val="20"/>
+              </w:rPr>
+              <w:t xml:space="preserve">sql-migration-agent-windows</w:t>
+            </w:r>
+            <w:r>
+              <w:rPr>
+                <w:rFonts w:ascii="Calibri" w:cs="Calibri" w:eastAsia="Calibri" w:hAnsi="Calibri"/>
+                <w:sz w:val="20"/>
+                <w:szCs w:val="20"/>
+              </w:rPr>
+              <w:t xml:space="preserve">)</w:t>
+            </w:r>
+          </w:p>
+        </w:tc>
+      </w:tr>
+      <w:tr>
+        <w:trPr>
+          <w:tblHeader w:val="false"/>
+        </w:trPr>
+        <w:tc>
+          <w:tcPr>
+            <w:tcW w:type="dxa" w:w="4300"/>
+            <w:tcBorders>
+              <w:top w:val="single" w:color="BFC7D5" w:sz="4"/>
+              <w:left w:val="single" w:color="BFC7D5" w:sz="4"/>
+              <w:bottom w:val="single" w:color="BFC7D5" w:sz="4"/>
+              <w:right w:val="single" w:color="BFC7D5" w:sz="4"/>
+            </w:tcBorders>
+            <w:tcMar>
+              <w:top w:type="dxa" w:w="60"/>
+              <w:left w:type="dxa" w:w="100"/>
+              <w:bottom w:type="dxa" w:w="60"/>
+              <w:right w:type="dxa" w:w="100"/>
+            </w:tcMar>
+          </w:tcPr>
+          <w:p>
+            <w:r>
+              <w:rPr>
+                <w:rFonts w:ascii="Calibri" w:cs="Calibri" w:eastAsia="Calibri" w:hAnsi="Calibri"/>
+                <w:sz w:val="20"/>
+                <w:szCs w:val="20"/>
+              </w:rPr>
+              <w:t xml:space="preserve">Start the reporting assistant</w:t>
+            </w:r>
+          </w:p>
+        </w:tc>
+        <w:tc>
+          <w:tcPr>
+            <w:tcW w:type="dxa" w:w="4726"/>
+            <w:tcBorders>
+              <w:top w:val="single" w:color="BFC7D5" w:sz="4"/>
+              <w:left w:val="single" w:color="BFC7D5" w:sz="4"/>
+              <w:bottom w:val="single" w:color="BFC7D5" w:sz="4"/>
+              <w:right w:val="single" w:color="BFC7D5" w:sz="4"/>
+            </w:tcBorders>
+            <w:tcMar>
+              <w:top w:type="dxa" w:w="60"/>
+              <w:left w:type="dxa" w:w="100"/>
+              <w:bottom w:type="dxa" w:w="60"/>
+              <w:right w:type="dxa" w:w="100"/>
+            </w:tcMar>
+          </w:tcPr>
+          <w:p>
+            <w:r>
+              <w:rPr>
+                <w:rFonts w:ascii="Consolas" w:cs="Consolas" w:eastAsia="Consolas" w:hAnsi="Consolas"/>
+                <w:sz w:val="20"/>
+                <w:szCs w:val="20"/>
+              </w:rPr>
+              <w:t xml:space="preserve">kiro-cli chat --agent sql-reporting-agent</w:t>
+            </w:r>
+            <w:r>
+              <w:rPr>
+                <w:rFonts w:ascii="Calibri" w:cs="Calibri" w:eastAsia="Calibri" w:hAnsi="Calibri"/>
+                <w:sz w:val="20"/>
+                <w:szCs w:val="20"/>
+              </w:rPr>
+              <w:t xml:space="preserve"> (Windows: </w:t>
+            </w:r>
+            <w:r>
+              <w:rPr>
+                <w:rFonts w:ascii="Consolas" w:cs="Consolas" w:eastAsia="Consolas" w:hAnsi="Consolas"/>
+                <w:sz w:val="20"/>
+                <w:szCs w:val="20"/>
+              </w:rPr>
+              <w:t xml:space="preserve">sql-reporting-agent-windows</w:t>
+            </w:r>
+            <w:r>
+              <w:rPr>
+                <w:rFonts w:ascii="Calibri" w:cs="Calibri" w:eastAsia="Calibri" w:hAnsi="Calibri"/>
+                <w:sz w:val="20"/>
+                <w:szCs w:val="20"/>
+              </w:rPr>
+              <w:t xml:space="preserve">)</w:t>
             </w:r>
           </w:p>
         </w:tc>
@@ -10350,6 +10869,93 @@
           <w:szCs w:val="20"/>
         </w:rPr>
         <w:t xml:space="preserve">Security: keep servers read-only; never put passwords in mcp.json; do not install the package "awslabs.aws-dms-mcp-server" — it is not from AWS.</w:t>
+      </w:r>
+    </w:p>
+    <w:p>
+      <w:pPr>
+        <w:spacing w:after="120" w:line="276"/>
+      </w:pPr>
+      <w:r>
+        <w:rPr>
+          <w:rFonts w:ascii="Calibri" w:cs="Calibri" w:eastAsia="Calibri" w:hAnsi="Calibri"/>
+          <w:b/>
+          <w:bCs/>
+          <w:sz w:val="22"/>
+          <w:szCs w:val="22"/>
+        </w:rPr>
+        <w:t xml:space="preserve">The kit as an MCP server (placeholder):</w:t>
+      </w:r>
+      <w:r>
+        <w:rPr>
+          <w:rFonts w:ascii="Calibri" w:cs="Calibri" w:eastAsia="Calibri" w:hAnsi="Calibri"/>
+          <w:sz w:val="22"/>
+          <w:szCs w:val="22"/>
+        </w:rPr>
+        <w:t xml:space="preserve"> </w:t>
+      </w:r>
+      <w:r>
+        <w:rPr>
+          <w:rFonts w:ascii="Consolas" w:cs="Consolas" w:eastAsia="Consolas" w:hAnsi="Consolas"/>
+          <w:sz w:val="20"/>
+          <w:szCs w:val="20"/>
+        </w:rPr>
+        <w:t xml:space="preserve">supporting-files/mcp/kit_mcp_server.py</w:t>
+      </w:r>
+      <w:r>
+        <w:rPr>
+          <w:rFonts w:ascii="Calibri" w:cs="Calibri" w:eastAsia="Calibri" w:hAnsi="Calibri"/>
+          <w:sz w:val="22"/>
+          <w:szCs w:val="22"/>
+        </w:rPr>
+        <w:t xml:space="preserve"> serves the read-only tools (assess, check, compare, toolbox, audit) to any MCP client; it is registered as </w:t>
+      </w:r>
+      <w:r>
+        <w:rPr>
+          <w:rFonts w:ascii="Consolas" w:cs="Consolas" w:eastAsia="Consolas" w:hAnsi="Consolas"/>
+          <w:sz w:val="20"/>
+          <w:szCs w:val="20"/>
+        </w:rPr>
+        <w:t xml:space="preserve">sqlmigration-kit</w:t>
+      </w:r>
+      <w:r>
+        <w:rPr>
+          <w:rFonts w:ascii="Calibri" w:cs="Calibri" w:eastAsia="Calibri" w:hAnsi="Calibri"/>
+          <w:sz w:val="22"/>
+          <w:szCs w:val="22"/>
+        </w:rPr>
+        <w:t xml:space="preserve"> in </w:t>
+      </w:r>
+      <w:r>
+        <w:rPr>
+          <w:rFonts w:ascii="Consolas" w:cs="Consolas" w:eastAsia="Consolas" w:hAnsi="Consolas"/>
+          <w:sz w:val="20"/>
+          <w:szCs w:val="20"/>
+        </w:rPr>
+        <w:t xml:space="preserve">.kiro/settings/mcp.json</w:t>
+      </w:r>
+      <w:r>
+        <w:rPr>
+          <w:rFonts w:ascii="Calibri" w:cs="Calibri" w:eastAsia="Calibri" w:hAnsi="Calibri"/>
+          <w:sz w:val="22"/>
+          <w:szCs w:val="22"/>
+        </w:rPr>
+        <w:t xml:space="preserve"> and disabled until you switch it on. See </w:t>
+      </w:r>
+      <w:r>
+        <w:rPr>
+          <w:rFonts w:ascii="Consolas" w:cs="Consolas" w:eastAsia="Consolas" w:hAnsi="Consolas"/>
+          <w:sz w:val="20"/>
+          <w:szCs w:val="20"/>
+        </w:rPr>
+        <w:t xml:space="preserve">supporting-files/mcp/README.md</w:t>
+      </w:r>
+      <w:r>
+        <w:rPr>
+          <w:rFonts w:ascii="Calibri" w:cs="Calibri" w:eastAsia="Calibri" w:hAnsi="Calibri"/>
+          <w:sz w:val="22"/>
+          <w:szCs w:val="22"/>
+        </w:rPr>
+        <w:t xml:space="preserve"> for what it does not do yet.</w:t>
       </w:r>
     </w:p>
     <w:p>
